--- a/plantillas_maestras/03_seguro_desgravamen/negativa_cobertura/1_ddo_banco_o_financiera/mujer/TPL_1673_2025_SEGURO_DESGRAVAMEN_NEGATIVA_COBERTURA_BANCO_MUJER_R445.docx
+++ b/plantillas_maestras/03_seguro_desgravamen/negativa_cobertura/1_ddo_banco_o_financiera/mujer/TPL_1673_2025_SEGURO_DESGRAVAMEN_NEGATIVA_COBERTURA_BANCO_MUJER_R445.docx
@@ -24,7 +24,7 @@
           <w:bCs/>
           <w:lang w:eastAsia="es-PE"/>
         </w:rPr>
-        <w:t xml:space="preserve">RESOLUCIÓN N° </w:t>
+        <w:t xml:space="preserve">RESOLUCIÓN </w:t>
       </w:r>
       <w:r>
         <w:rPr>
@@ -790,7 +790,7 @@
         <w:rPr>
           <w:rFonts w:ascii="Arial Narrow" w:hAnsi="Arial Narrow"/>
         </w:rPr>
-        <w:t>por presuntas infracciones a la Ley N° 29571, Código de Protección y Defensa del Consumidor (en adelante, Código)</w:t>
+        <w:t>por presuntas infracciones a la Ley 29571, Código de Protección y Defensa del Consumidor (en adelante, Código)</w:t>
       </w:r>
       <w:r>
         <w:rPr>
@@ -1031,7 +1031,7 @@
           <w:color w:val="000000"/>
           <w:lang w:eastAsia="es-PE"/>
         </w:rPr>
-        <w:t xml:space="preserve">Por Resolución Nº </w:t>
+        <w:t xml:space="preserve">Por Resolución </w:t>
       </w:r>
       <w:r>
         <w:rPr>
@@ -1063,7 +1063,7 @@
           <w:color w:val="000000"/>
           <w:lang w:eastAsia="es-PE"/>
         </w:rPr>
-        <w:t xml:space="preserve">, la Secretaría Técnica de la Comisión de Protección al Consumidor N° 1 (en adelante, Secretaría Técnica) </w:t>
+        <w:t xml:space="preserve">, la Secretaría Técnica de la Comisión de Protección al Consumidor 1 (en adelante, Secretaría Técnica) </w:t>
       </w:r>
       <w:r>
         <w:rPr>
@@ -1169,7 +1169,7 @@
         <w:rPr>
           <w:rFonts w:ascii="Arial Narrow" w:hAnsi="Arial Narrow"/>
         </w:rPr>
-        <w:t xml:space="preserve"> Resolución Nº </w:t>
+        <w:t xml:space="preserve"> Resolución </w:t>
       </w:r>
       <w:r>
         <w:rPr>
@@ -1205,7 +1205,7 @@
         <w:rPr>
           <w:rFonts w:ascii="Arial Narrow" w:hAnsi="Arial Narrow"/>
         </w:rPr>
-        <w:t xml:space="preserve">, la Secretaría Técnica de la Comisión de Protección al Consumidor N° 1 (en adelante, Secretaría Técnica) </w:t>
+        <w:t xml:space="preserve">, la Secretaría Técnica de la Comisión de Protección al Consumidor 1 (en adelante, Secretaría Técnica) </w:t>
       </w:r>
       <w:r>
         <w:rPr>
@@ -1299,7 +1299,7 @@
         <w:rPr>
           <w:rFonts w:ascii="Arial Narrow" w:hAnsi="Arial Narrow" w:cs="Arial"/>
         </w:rPr>
-        <w:t xml:space="preserve">El 9 de agosto de 2023, el Pleno de la Comisión de Protección al Consumidor Nº 1 (en adelante, Comisión) acordó delegar a </w:t>
+        <w:t xml:space="preserve">El 9 de agosto de 2023, el Pleno de la Comisión de Protección al Consumidor 1 (en adelante, Comisión) acordó delegar a </w:t>
       </w:r>
       <w:r>
         <w:rPr>
@@ -1307,7 +1307,7 @@
           <w:color w:val="000000" w:themeColor="text1"/>
           <w:lang w:eastAsia="es-PE"/>
         </w:rPr>
-        <w:t xml:space="preserve">la Secretaría Técnica de la Comisión de Protección al Consumidor N°1 (en adelante, Secretaría Técnica), </w:t>
+        <w:t xml:space="preserve">la Secretaría Técnica de la Comisión de Protección al Consumidor 1 (en adelante, Secretaría Técnica), </w:t>
       </w:r>
       <w:r>
         <w:rPr>
@@ -1376,7 +1376,7 @@
         <w:rPr>
           <w:rFonts w:ascii="Arial Narrow" w:hAnsi="Arial Narrow" w:cs="Arial"/>
         </w:rPr>
-        <w:t xml:space="preserve">La Ley N° 29571, Código de Protección y Defensa del Consumidor (en adelante, Código), no ha recogido dentro de sus disposiciones de carácter procedimental, el tratamiento de la </w:t>
+        <w:t xml:space="preserve">La Ley 29571, Código de Protección y Defensa del Consumidor (en adelante, Código), no ha recogido dentro de sus disposiciones de carácter procedimental, el tratamiento de la </w:t>
       </w:r>
       <w:r>
         <w:rPr>
@@ -1396,7 +1396,7 @@
         <w:rPr>
           <w:rFonts w:ascii="Arial Narrow" w:hAnsi="Arial Narrow" w:cs="Arial"/>
         </w:rPr>
-        <w:t xml:space="preserve"> como el Texto Único Ordenado de la Ley N° 27444, Ley del Procedimiento Administrativo General, aprobado por Decreto Supremo 006-2026-JUS, norma publicada en el Diario Oficial “El Peruano” el 30 de abril de 2026 (en adelante, el TUO de la LPAG)</w:t>
+        <w:t xml:space="preserve"> como el Texto Único Ordenado de la Ley 27444, Ley del Procedimiento Administrativo General, aprobado por Decreto Supremo 006-2026-JUS, norma publicada en el Diario Oficial “El Peruano” el 30 de abril de 2026 (en adelante, el TUO de la LPAG)</w:t>
       </w:r>
       <w:r>
         <w:rPr>
@@ -1441,7 +1441,7 @@
         <w:rPr>
           <w:rFonts w:ascii="Arial Narrow" w:hAnsi="Arial Narrow" w:cs="Arial"/>
         </w:rPr>
-        <w:t>En ese contexto, el artículo 160° del TUO de la LPAG establece la facultad que tiene la autoridad responsable de la instrucción para disponer, mediante resolución irrecurrible, la acumulación de los procedimientos en trámite que guarden conexión</w:t>
+        <w:t>En ese contexto, el artículo 160 del TUO de la LPAG establece la facultad que tiene la autoridad responsable de la instrucción para disponer, mediante resolución irrecurrible, la acumulación de los procedimientos en trámite que guarden conexión</w:t>
       </w:r>
       <w:r>
         <w:rPr>
@@ -1486,7 +1486,7 @@
         <w:rPr>
           <w:rFonts w:ascii="Arial Narrow" w:hAnsi="Arial Narrow" w:cs="Arial"/>
         </w:rPr>
-        <w:t>Del mismo modo, el artículo 84° del Código Procesal Civil, de aplicación supletoria a los procedimientos administrativos, establece que hay conexidad cuando se presentan elementos comunes entre distintas pretensiones o, por lo menos, afines a ellas</w:t>
+        <w:t>Del mismo modo, el artículo 84 del Código Procesal Civil, de aplicación supletoria a los procedimientos administrativos, establece que hay conexidad cuando se presentan elementos comunes entre distintas pretensiones o, por lo menos, afines a ellas</w:t>
       </w:r>
       <w:r>
         <w:rPr>
@@ -1534,7 +1534,7 @@
         <w:rPr>
           <w:rFonts w:ascii="Arial Narrow" w:hAnsi="Arial Narrow" w:cs="Arial"/>
         </w:rPr>
-        <w:t xml:space="preserve">Sin perjuicio de ello, el numeral 127.3 del artículo 127° del TUO de la LPAG dispone que puede acumularse en un solo escrito más de una petición, siempre que se trate de asuntos que permitan tramitarse y resolverse conjuntamente. Así, cuando no existiere conexión o compatibilidad entre las pretensiones planteadas, se deberá emplazar al administrado para que presente peticiones por separado, bajo apercibimiento de proceder –de oficio– a sustanciarlas individualmente, si fueran separables, o en su defecto, a disponer el abandono del procedimiento. </w:t>
+        <w:t xml:space="preserve">Sin perjuicio de ello, el numeral 127.3 del artículo 127 del TUO de la LPAG dispone que puede acumularse en un solo escrito más de una petición, siempre que se trate de asuntos que permitan tramitarse y resolverse conjuntamente. Así, cuando no existiere conexión o compatibilidad entre las pretensiones planteadas, se deberá emplazar al administrado para que presente peticiones por separado, bajo apercibimiento de proceder –de oficio– a sustanciarlas individualmente, si fueran separables, o en su defecto, a disponer el abandono del procedimiento. </w:t>
       </w:r>
     </w:p>
     <w:p>
@@ -1569,7 +1569,7 @@
         <w:rPr>
           <w:rFonts w:ascii="Arial Narrow" w:hAnsi="Arial Narrow" w:cs="Arial"/>
         </w:rPr>
-        <w:t xml:space="preserve">Lo expuesto anteriormente guarda relación con el criterio adoptado por la Sala Especializada en Protección al Consumidor a través de la Resolución N° 1061-2024/SPC-INDECOPI del 15 de abril de 2024, mediante la cual el superior jerárquico señaló que, cuando las pretensiones dirigidas a varios proveedores contenidas en un mismo escrito de denuncia no presenten conexidad entre ellas, deben ser tramitadas por separado, en expedientes distintos. </w:t>
+        <w:t xml:space="preserve">Lo expuesto anteriormente guarda relación con el criterio adoptado por la Sala Especializada en Protección al Consumidor a través de la Resolución 1061-2024/SPC-INDECOPI del 15 de abril de 2024, mediante la cual el superior jerárquico señaló que, cuando las pretensiones dirigidas a varios proveedores contenidas en un mismo escrito de denuncia no presenten conexidad entre ellas, deben ser tramitadas por separado, en expedientes distintos. </w:t>
       </w:r>
     </w:p>
     <w:p>
@@ -1979,7 +1979,7 @@
           <w:bCs/>
           <w:u w:val="single"/>
         </w:rPr>
-        <w:t>Cuadro N° 1: Evaluación de hechos denunciados</w:t>
+        <w:t>Cuadro 1: Evaluación de hechos denunciados</w:t>
       </w:r>
     </w:p>
     <w:tbl>
@@ -2643,7 +2643,7 @@
           <w:rFonts w:ascii="Arial Narrow" w:hAnsi="Arial Narrow" w:cs="Arial"/>
         </w:rPr>
         <w:lastRenderedPageBreak/>
-        <w:t xml:space="preserve">En consecuencia, en tanto no se ha verificado la existencia de conexidad entre los hechos materia de denuncia, corresponde desacumular las pretensiones planteadas de manera conjunta en el Expediente N° </w:t>
+        <w:t xml:space="preserve">En consecuencia, en tanto no se ha verificado la existencia de conexidad entre los hechos materia de denuncia, corresponde desacumular las pretensiones planteadas de manera conjunta en el Expediente </w:t>
       </w:r>
       <w:r>
         <w:rPr>
@@ -2756,7 +2756,7 @@
         <w:rPr>
           <w:rFonts w:ascii="Arial Narrow" w:hAnsi="Arial Narrow" w:cs="Arial"/>
         </w:rPr>
-        <w:t xml:space="preserve">: desacumular las pretensiones planteadas de manera conjunta en el Expediente N° </w:t>
+        <w:t xml:space="preserve">: desacumular las pretensiones planteadas de manera conjunta en el Expediente </w:t>
       </w:r>
       <w:r>
         <w:rPr>
@@ -2951,7 +2951,7 @@
         <w:rPr>
           <w:rFonts w:ascii="Arial Narrow" w:hAnsi="Arial Narrow" w:cs="Arial"/>
         </w:rPr>
-        <w:t xml:space="preserve">el Decreto Supremo 006-2026-JUS, que aprueba el Texto Único Ordenado de la Ley N° 27444, Ley del Procedimiento Administrativo General; así como en el </w:t>
+        <w:t xml:space="preserve">el Decreto Supremo 006-2026-JUS, que aprueba el Texto Único Ordenado de la Ley 27444, Ley del Procedimiento Administrativo General; así como en el </w:t>
       </w:r>
       <w:r>
         <w:rPr>
@@ -2959,7 +2959,7 @@
           <w:color w:val="000000"/>
           <w:lang w:eastAsia="es-PE"/>
         </w:rPr>
-        <w:t xml:space="preserve">Decreto Supremo N° 085-2010/PCM, Texto Único de Procedimientos Administrativos del Indecopi; y, en la </w:t>
+        <w:t xml:space="preserve">Decreto Supremo 085-2010/PCM, Texto Único de Procedimientos Administrativos del Indecopi; y, en la </w:t>
       </w:r>
       <w:r>
         <w:rPr>
@@ -3192,7 +3192,7 @@
           <w:color w:val="000000"/>
           <w:lang w:eastAsia="es-PE"/>
         </w:rPr>
-        <w:t>°</w:t>
+        <w:t/>
       </w:r>
       <w:r>
         <w:rPr>
@@ -3214,7 +3214,7 @@
           <w:color w:val="000000"/>
           <w:lang w:eastAsia="es-PE"/>
         </w:rPr>
-        <w:t>°</w:t>
+        <w:t/>
       </w:r>
       <w:r>
         <w:rPr>
@@ -3380,7 +3380,7 @@
           <w:bCs/>
           <w:color w:val="000000"/>
         </w:rPr>
-        <w:t>Comisión de Protección al Consumidor N° 1</w:t>
+        <w:t>Comisión de Protección al Consumidor 1</w:t>
       </w:r>
     </w:p>
     <w:p>
@@ -3610,7 +3610,7 @@
           <w:sz w:val="14"/>
           <w:szCs w:val="14"/>
         </w:rPr>
-        <w:t xml:space="preserve">          </w:t>
+        <w:t xml:space="preserve"> </w:t>
       </w:r>
       <w:r>
         <w:rPr>
@@ -3626,7 +3626,7 @@
           <w:sz w:val="14"/>
           <w:szCs w:val="14"/>
         </w:rPr>
-        <w:t>Publicado el 2 de setiembre de 2010 en el Diario Oficial El Peruano, vigente desde el 2 de octubre de 2010 y modificado por Decreto Legislativo N° 1308.</w:t>
+        <w:t>Publicado el 2 de setiembre de 2010 en el Diario Oficial El Peruano, vigente desde el 2 de octubre de 2010 y modificado por Decreto Legislativo 1308.</w:t>
       </w:r>
     </w:p>
     <w:p>
@@ -3696,7 +3696,7 @@
           <w:sz w:val="14"/>
           <w:szCs w:val="14"/>
         </w:rPr>
-        <w:t>LEY N° 29571, CÓDIGO DE PROTECCIÓN Y DEFENSA DEL CONSUMIDOR, publicada el 2 de setiembre de 2010, modificado por el Decreto Legislativo N° 1308, publicada el 30 de diciembre de 2016</w:t>
+        <w:t>LEY 29571, CÓDIGO DE PROTECCIÓN Y DEFENSA DEL CONSUMIDOR, publicada el 2 de setiembre de 2010, modificado por el Decreto Legislativo 1308, publicada el 30 de diciembre de 2016</w:t>
       </w:r>
     </w:p>
     <w:p>
@@ -3718,7 +3718,7 @@
           <w:sz w:val="14"/>
           <w:szCs w:val="14"/>
         </w:rPr>
-        <w:t>Artículo 106º.- Procedimientos a cargo del Indecopi</w:t>
+        <w:t>Artículo 106.- Procedimientos a cargo del Indecopi</w:t>
       </w:r>
     </w:p>
     <w:p>
@@ -3938,7 +3938,7 @@
           <w:sz w:val="14"/>
           <w:szCs w:val="14"/>
         </w:rPr>
-        <w:t xml:space="preserve">          </w:t>
+        <w:t xml:space="preserve"> </w:t>
       </w:r>
       <w:r>
         <w:rPr>
@@ -4050,7 +4050,7 @@
           <w:sz w:val="14"/>
           <w:szCs w:val="14"/>
         </w:rPr>
-        <w:t xml:space="preserve">         </w:t>
+        <w:t xml:space="preserve"> </w:t>
       </w:r>
       <w:r>
         <w:rPr>
@@ -4387,7 +4387,7 @@
                               <w:sz w:val="15"/>
                               <w:szCs w:val="15"/>
                             </w:rPr>
-                            <w:t>SECRETARÍA TÉCNICA DE LA COMISIÓN DE PROTECCIÓN AL CONSUMIDOR N° 1</w:t>
+                            <w:t>SECRETARÍA TÉCNICA DE LA Comisión de Protección al Consumidor 1</w:t>
                           </w:r>
                         </w:p>
                         <w:p>
@@ -4460,7 +4460,7 @@
                         <w:sz w:val="15"/>
                         <w:szCs w:val="15"/>
                       </w:rPr>
-                      <w:t>SECRETARÍA TÉCNICA DE LA COMISIÓN DE PROTECCIÓN AL CONSUMIDOR N° 1</w:t>
+                      <w:t>SECRETARÍA TÉCNICA DE LA Comisión de Protección al Consumidor 1</w:t>
                     </w:r>
                   </w:p>
                   <w:p>

--- a/plantillas_maestras/03_seguro_desgravamen/negativa_cobertura/1_ddo_banco_o_financiera/mujer/TPL_1673_2025_SEGURO_DESGRAVAMEN_NEGATIVA_COBERTURA_BANCO_MUJER_R445.docx
+++ b/plantillas_maestras/03_seguro_desgravamen/negativa_cobertura/1_ddo_banco_o_financiera/mujer/TPL_1673_2025_SEGURO_DESGRAVAMEN_NEGATIVA_COBERTURA_BANCO_MUJER_R445.docx
@@ -139,7 +139,7 @@
           <w:bCs/>
           <w:lang w:eastAsia="es-PE"/>
         </w:rPr>
-        <w:t>DENUNCIANTE</w:t>
+        <w:t xml:space="preserve">DENUNCIANTE:[DENUNCIANTE] (SEÑORA [APELLIDO])</w:t>
       </w:r>
       <w:r>
         <w:rPr>
@@ -149,7 +149,7 @@
           <w:lang w:eastAsia="es-PE"/>
         </w:rPr>
         <w:tab/>
-        <w:t>:</w:t>
+        <w:t/>
       </w:r>
       <w:r>
         <w:rPr>
@@ -167,7 +167,7 @@
           <w:bCs/>
           <w:lang w:eastAsia="es-PE"/>
         </w:rPr>
-        <w:t>MILAGROS DEL ROSARIO RUIZ LOPEZ (SEÑORA RUIZ)</w:t>
+        <w:t/>
       </w:r>
       <w:r>
         <w:rPr>
@@ -682,7 +682,7 @@
         <w:rPr>
           <w:rFonts w:ascii="Arial Narrow" w:hAnsi="Arial Narrow"/>
         </w:rPr>
-        <w:t xml:space="preserve">Mediante </w:t>
+        <w:t xml:space="preserve">Mediante los dos (2) escritos presentados el 14 de julio de 2025, la señora [APELLIDO] interpuso una denuncia contra el Banco Falabella y el Banco de Crédito, por presuntas infracciones a la Ley 29571, Código de Protección y Defensa del Consumidor (en adelante, Código). </w:t>
       </w:r>
       <w:r>
         <w:rPr>
@@ -690,7 +690,7 @@
           <w:color w:val="000000"/>
           <w:lang w:val="es-ES" w:eastAsia="es-ES"/>
         </w:rPr>
-        <w:t xml:space="preserve">los </w:t>
+        <w:t xml:space="preserve"/>
       </w:r>
       <w:r>
         <w:rPr>
@@ -698,7 +698,7 @@
           <w:color w:val="000000"/>
           <w:lang w:val="es-ES" w:eastAsia="es-ES"/>
         </w:rPr>
-        <w:t xml:space="preserve">dos (2) </w:t>
+        <w:t xml:space="preserve"/>
       </w:r>
       <w:r>
         <w:rPr>
@@ -706,91 +706,91 @@
           <w:color w:val="000000"/>
           <w:lang w:val="es-ES" w:eastAsia="es-ES"/>
         </w:rPr>
-        <w:t>escritos presentados el 14 de julio de 2025</w:t>
-      </w:r>
-      <w:r>
-        <w:rPr>
-          <w:rFonts w:ascii="Arial Narrow" w:hAnsi="Arial Narrow"/>
-        </w:rPr>
-        <w:t xml:space="preserve">, </w:t>
-      </w:r>
-      <w:r>
-        <w:rPr>
-          <w:rFonts w:ascii="Arial Narrow" w:hAnsi="Arial Narrow"/>
-        </w:rPr>
-        <w:t>la</w:t>
-      </w:r>
-      <w:r>
-        <w:rPr>
-          <w:rFonts w:ascii="Arial Narrow" w:hAnsi="Arial Narrow"/>
-        </w:rPr>
-        <w:t xml:space="preserve"> </w:t>
-      </w:r>
-      <w:r>
-        <w:rPr>
-          <w:rFonts w:ascii="Arial Narrow" w:hAnsi="Arial Narrow"/>
-        </w:rPr>
-        <w:t xml:space="preserve">señora Ruiz </w:t>
-      </w:r>
-      <w:r>
-        <w:rPr>
-          <w:rFonts w:ascii="Arial Narrow" w:hAnsi="Arial Narrow"/>
-        </w:rPr>
-        <w:t>interpuso una denuncia contra</w:t>
-      </w:r>
-      <w:r>
-        <w:rPr>
-          <w:rFonts w:ascii="Arial Narrow" w:hAnsi="Arial Narrow"/>
-        </w:rPr>
-        <w:t xml:space="preserve"> </w:t>
-      </w:r>
-      <w:r>
-        <w:rPr>
-          <w:rFonts w:ascii="Arial Narrow" w:hAnsi="Arial Narrow"/>
-        </w:rPr>
-        <w:t xml:space="preserve">el </w:t>
-      </w:r>
-      <w:r>
-        <w:rPr>
-          <w:rFonts w:ascii="Arial Narrow" w:hAnsi="Arial Narrow"/>
-        </w:rPr>
-        <w:t>Banc</w:t>
-      </w:r>
-      <w:r>
-        <w:rPr>
-          <w:rFonts w:ascii="Arial Narrow" w:hAnsi="Arial Narrow"/>
-        </w:rPr>
-        <w:t xml:space="preserve">o Falabella </w:t>
-      </w:r>
-      <w:r>
-        <w:rPr>
-          <w:rFonts w:ascii="Arial Narrow" w:hAnsi="Arial Narrow"/>
-        </w:rPr>
-        <w:t xml:space="preserve">y el </w:t>
-      </w:r>
-      <w:r>
-        <w:rPr>
-          <w:rFonts w:ascii="Arial Narrow" w:hAnsi="Arial Narrow"/>
-        </w:rPr>
-        <w:t>Banco de Crédito</w:t>
-      </w:r>
-      <w:r>
-        <w:rPr>
-          <w:rFonts w:ascii="Arial Narrow" w:hAnsi="Arial Narrow"/>
-        </w:rPr>
-        <w:t>,</w:t>
-      </w:r>
-      <w:r>
-        <w:rPr>
-          <w:rFonts w:ascii="Arial Narrow" w:hAnsi="Arial Narrow"/>
-        </w:rPr>
-        <w:t xml:space="preserve"> </w:t>
-      </w:r>
-      <w:r>
-        <w:rPr>
-          <w:rFonts w:ascii="Arial Narrow" w:hAnsi="Arial Narrow"/>
-        </w:rPr>
-        <w:t>por presuntas infracciones a la Ley 29571, Código de Protección y Defensa del Consumidor (en adelante, Código)</w:t>
+        <w:t/>
+      </w:r>
+      <w:r>
+        <w:rPr>
+          <w:rFonts w:ascii="Arial Narrow" w:hAnsi="Arial Narrow"/>
+        </w:rPr>
+        <w:t xml:space="preserve"/>
+      </w:r>
+      <w:r>
+        <w:rPr>
+          <w:rFonts w:ascii="Arial Narrow" w:hAnsi="Arial Narrow"/>
+        </w:rPr>
+        <w:t/>
+      </w:r>
+      <w:r>
+        <w:rPr>
+          <w:rFonts w:ascii="Arial Narrow" w:hAnsi="Arial Narrow"/>
+        </w:rPr>
+        <w:t xml:space="preserve"/>
+      </w:r>
+      <w:r>
+        <w:rPr>
+          <w:rFonts w:ascii="Arial Narrow" w:hAnsi="Arial Narrow"/>
+        </w:rPr>
+        <w:t xml:space="preserve"/>
+      </w:r>
+      <w:r>
+        <w:rPr>
+          <w:rFonts w:ascii="Arial Narrow" w:hAnsi="Arial Narrow"/>
+        </w:rPr>
+        <w:t/>
+      </w:r>
+      <w:r>
+        <w:rPr>
+          <w:rFonts w:ascii="Arial Narrow" w:hAnsi="Arial Narrow"/>
+        </w:rPr>
+        <w:t xml:space="preserve"/>
+      </w:r>
+      <w:r>
+        <w:rPr>
+          <w:rFonts w:ascii="Arial Narrow" w:hAnsi="Arial Narrow"/>
+        </w:rPr>
+        <w:t xml:space="preserve"/>
+      </w:r>
+      <w:r>
+        <w:rPr>
+          <w:rFonts w:ascii="Arial Narrow" w:hAnsi="Arial Narrow"/>
+        </w:rPr>
+        <w:t/>
+      </w:r>
+      <w:r>
+        <w:rPr>
+          <w:rFonts w:ascii="Arial Narrow" w:hAnsi="Arial Narrow"/>
+        </w:rPr>
+        <w:t xml:space="preserve"/>
+      </w:r>
+      <w:r>
+        <w:rPr>
+          <w:rFonts w:ascii="Arial Narrow" w:hAnsi="Arial Narrow"/>
+        </w:rPr>
+        <w:t xml:space="preserve"/>
+      </w:r>
+      <w:r>
+        <w:rPr>
+          <w:rFonts w:ascii="Arial Narrow" w:hAnsi="Arial Narrow"/>
+        </w:rPr>
+        <w:t/>
+      </w:r>
+      <w:r>
+        <w:rPr>
+          <w:rFonts w:ascii="Arial Narrow" w:hAnsi="Arial Narrow"/>
+        </w:rPr>
+        <w:t/>
+      </w:r>
+      <w:r>
+        <w:rPr>
+          <w:rFonts w:ascii="Arial Narrow" w:hAnsi="Arial Narrow"/>
+        </w:rPr>
+        <w:t xml:space="preserve"/>
+      </w:r>
+      <w:r>
+        <w:rPr>
+          <w:rFonts w:ascii="Arial Narrow" w:hAnsi="Arial Narrow"/>
+        </w:rPr>
+        <w:t/>
       </w:r>
       <w:r>
         <w:rPr>
@@ -803,13 +803,13 @@
         <w:rPr>
           <w:rFonts w:ascii="Arial Narrow" w:hAnsi="Arial Narrow"/>
         </w:rPr>
-        <w:t>.</w:t>
-      </w:r>
-      <w:r>
-        <w:rPr>
-          <w:rFonts w:ascii="Arial Narrow" w:hAnsi="Arial Narrow"/>
-        </w:rPr>
-        <w:t> </w:t>
+        <w:t/>
+      </w:r>
+      <w:r>
+        <w:rPr>
+          <w:rFonts w:ascii="Arial Narrow" w:hAnsi="Arial Narrow"/>
+        </w:rPr>
+        <w:t/>
       </w:r>
     </w:p>
     <w:p>
@@ -839,165 +839,165 @@
         <w:rPr>
           <w:rFonts w:ascii="Arial Narrow" w:hAnsi="Arial Narrow"/>
         </w:rPr>
-        <w:t>La</w:t>
-      </w:r>
-      <w:r>
-        <w:rPr>
-          <w:rFonts w:ascii="Arial Narrow" w:hAnsi="Arial Narrow"/>
-        </w:rPr>
-        <w:t xml:space="preserve"> </w:t>
-      </w:r>
-      <w:r>
-        <w:rPr>
-          <w:rFonts w:ascii="Arial Narrow" w:hAnsi="Arial Narrow"/>
-        </w:rPr>
-        <w:t xml:space="preserve">señora Ruiz </w:t>
-      </w:r>
-      <w:r>
-        <w:rPr>
-          <w:rFonts w:ascii="Arial Narrow" w:hAnsi="Arial Narrow"/>
-        </w:rPr>
-        <w:t>solicitó</w:t>
-      </w:r>
-      <w:r>
-        <w:rPr>
-          <w:rFonts w:ascii="Arial Narrow" w:hAnsi="Arial Narrow"/>
-        </w:rPr>
-        <w:t xml:space="preserve">, en calidad de </w:t>
-      </w:r>
-      <w:r>
-        <w:rPr>
-          <w:rFonts w:ascii="Arial Narrow" w:hAnsi="Arial Narrow"/>
-        </w:rPr>
-        <w:t>medida</w:t>
-      </w:r>
-      <w:r>
-        <w:rPr>
-          <w:rFonts w:ascii="Arial Narrow" w:hAnsi="Arial Narrow"/>
-        </w:rPr>
-        <w:t xml:space="preserve"> correctiva</w:t>
-      </w:r>
-      <w:r>
-        <w:rPr>
-          <w:rFonts w:ascii="Arial Narrow" w:hAnsi="Arial Narrow"/>
-        </w:rPr>
-        <w:t xml:space="preserve"> que</w:t>
-      </w:r>
-      <w:r>
-        <w:rPr>
-          <w:rFonts w:ascii="Arial Narrow" w:hAnsi="Arial Narrow"/>
-        </w:rPr>
-        <w:t xml:space="preserve"> el </w:t>
-      </w:r>
-      <w:r>
-        <w:rPr>
-          <w:rFonts w:ascii="Arial Narrow" w:hAnsi="Arial Narrow"/>
-        </w:rPr>
-        <w:t xml:space="preserve">Banco </w:t>
-      </w:r>
-      <w:r>
-        <w:rPr>
-          <w:rFonts w:ascii="Arial Narrow" w:hAnsi="Arial Narrow"/>
-        </w:rPr>
-        <w:t>de</w:t>
-      </w:r>
-      <w:r>
-        <w:rPr>
-          <w:rFonts w:ascii="Arial Narrow" w:hAnsi="Arial Narrow"/>
-        </w:rPr>
-        <w:t xml:space="preserve"> Crédito </w:t>
-      </w:r>
-      <w:r>
-        <w:rPr>
-          <w:rFonts w:ascii="Arial Narrow" w:hAnsi="Arial Narrow"/>
-        </w:rPr>
-        <w:t xml:space="preserve">y </w:t>
-      </w:r>
-      <w:r>
-        <w:rPr>
-          <w:rFonts w:ascii="Arial Narrow" w:hAnsi="Arial Narrow"/>
-        </w:rPr>
-        <w:t>Banc</w:t>
-      </w:r>
-      <w:r>
-        <w:rPr>
-          <w:rFonts w:ascii="Arial Narrow" w:hAnsi="Arial Narrow"/>
-        </w:rPr>
-        <w:t xml:space="preserve">o Falabella </w:t>
-      </w:r>
-      <w:r>
-        <w:rPr>
-          <w:rFonts w:ascii="Arial Narrow" w:hAnsi="Arial Narrow"/>
-        </w:rPr>
-        <w:t>cumpl</w:t>
-      </w:r>
-      <w:r>
-        <w:rPr>
-          <w:rFonts w:ascii="Arial Narrow" w:hAnsi="Arial Narrow"/>
-        </w:rPr>
-        <w:t>an</w:t>
-      </w:r>
-      <w:r>
-        <w:rPr>
-          <w:rFonts w:ascii="Arial Narrow" w:hAnsi="Arial Narrow"/>
-        </w:rPr>
-        <w:t xml:space="preserve"> con: (i) otorgar la suma asegurada aproximada de S/ 100 000,00 del </w:t>
-      </w:r>
-      <w:r>
-        <w:rPr>
-          <w:rFonts w:ascii="Arial Narrow" w:hAnsi="Arial Narrow"/>
-        </w:rPr>
-        <w:t>seguro adquirido por su hijo; y, (ii) atender su reclamo presentado en diciembre de 2023</w:t>
-      </w:r>
-      <w:r>
-        <w:rPr>
-          <w:rFonts w:ascii="Arial Narrow" w:hAnsi="Arial Narrow"/>
-        </w:rPr>
-        <w:t xml:space="preserve">. </w:t>
+        <w:t xml:space="preserve">La señora [APELLIDO] solicitó, en calidad de medida correctiva que el Banco de Crédito y Banco Falabella cumplan con: (i) otorgar la suma asegurada aproximada de S/ 100 000,00 del seguro adquirido por su hijo; y, (ii) atender su reclamo presentado en diciembre de 2023. Asimismo, no requirió de manera expresa el pago de los costos y costas del procedimiento. </w:t>
+      </w:r>
+      <w:r>
+        <w:rPr>
+          <w:rFonts w:ascii="Arial Narrow" w:hAnsi="Arial Narrow"/>
+        </w:rPr>
+        <w:t xml:space="preserve"/>
+      </w:r>
+      <w:r>
+        <w:rPr>
+          <w:rFonts w:ascii="Arial Narrow" w:hAnsi="Arial Narrow"/>
+        </w:rPr>
+        <w:t xml:space="preserve"/>
+      </w:r>
+      <w:r>
+        <w:rPr>
+          <w:rFonts w:ascii="Arial Narrow" w:hAnsi="Arial Narrow"/>
+        </w:rPr>
+        <w:t/>
+      </w:r>
+      <w:r>
+        <w:rPr>
+          <w:rFonts w:ascii="Arial Narrow" w:hAnsi="Arial Narrow"/>
+        </w:rPr>
+        <w:t xml:space="preserve"/>
+      </w:r>
+      <w:r>
+        <w:rPr>
+          <w:rFonts w:ascii="Arial Narrow" w:hAnsi="Arial Narrow"/>
+        </w:rPr>
+        <w:t/>
+      </w:r>
+      <w:r>
+        <w:rPr>
+          <w:rFonts w:ascii="Arial Narrow" w:hAnsi="Arial Narrow"/>
+        </w:rPr>
+        <w:t xml:space="preserve"/>
+      </w:r>
+      <w:r>
+        <w:rPr>
+          <w:rFonts w:ascii="Arial Narrow" w:hAnsi="Arial Narrow"/>
+        </w:rPr>
+        <w:t xml:space="preserve"/>
+      </w:r>
+      <w:r>
+        <w:rPr>
+          <w:rFonts w:ascii="Arial Narrow" w:hAnsi="Arial Narrow"/>
+        </w:rPr>
+        <w:t xml:space="preserve"/>
+      </w:r>
+      <w:r>
+        <w:rPr>
+          <w:rFonts w:ascii="Arial Narrow" w:hAnsi="Arial Narrow"/>
+        </w:rPr>
+        <w:t xml:space="preserve"/>
+      </w:r>
+      <w:r>
+        <w:rPr>
+          <w:rFonts w:ascii="Arial Narrow" w:hAnsi="Arial Narrow"/>
+        </w:rPr>
+        <w:t/>
+      </w:r>
+      <w:r>
+        <w:rPr>
+          <w:rFonts w:ascii="Arial Narrow" w:hAnsi="Arial Narrow"/>
+        </w:rPr>
+        <w:t xml:space="preserve"/>
+      </w:r>
+      <w:r>
+        <w:rPr>
+          <w:rFonts w:ascii="Arial Narrow" w:hAnsi="Arial Narrow"/>
+        </w:rPr>
+        <w:t xml:space="preserve"/>
+      </w:r>
+      <w:r>
+        <w:rPr>
+          <w:rFonts w:ascii="Arial Narrow" w:hAnsi="Arial Narrow"/>
+        </w:rPr>
+        <w:t/>
+      </w:r>
+      <w:r>
+        <w:rPr>
+          <w:rFonts w:ascii="Arial Narrow" w:hAnsi="Arial Narrow"/>
+        </w:rPr>
+        <w:t xml:space="preserve"/>
+      </w:r>
+      <w:r>
+        <w:rPr>
+          <w:rFonts w:ascii="Arial Narrow" w:hAnsi="Arial Narrow"/>
+        </w:rPr>
+        <w:t/>
+      </w:r>
+      <w:r>
+        <w:rPr>
+          <w:rFonts w:ascii="Arial Narrow" w:hAnsi="Arial Narrow"/>
+        </w:rPr>
+        <w:t/>
+      </w:r>
+      <w:r>
+        <w:rPr>
+          <w:rFonts w:ascii="Arial Narrow" w:hAnsi="Arial Narrow"/>
+        </w:rPr>
+        <w:t xml:space="preserve"/>
+      </w:r>
+      <w:r>
+        <w:rPr>
+          <w:rFonts w:ascii="Arial Narrow" w:hAnsi="Arial Narrow"/>
+        </w:rPr>
+        <w:t/>
+      </w:r>
+      <w:r>
+        <w:rPr>
+          <w:rFonts w:ascii="Arial Narrow" w:hAnsi="Arial Narrow"/>
+        </w:rPr>
+        <w:t xml:space="preserve"/>
       </w:r>
       <w:r>
         <w:rPr>
           <w:rFonts w:ascii="Arial Narrow" w:hAnsi="Arial Narrow"/>
           <w:lang w:val="es-ES"/>
         </w:rPr>
-        <w:t xml:space="preserve">Asimismo, </w:t>
+        <w:t xml:space="preserve"/>
       </w:r>
       <w:r>
         <w:rPr>
           <w:rFonts w:ascii="Arial Narrow" w:hAnsi="Arial Narrow"/>
           <w:lang w:val="es-ES"/>
         </w:rPr>
-        <w:t xml:space="preserve">no </w:t>
-      </w:r>
-      <w:r>
-        <w:rPr>
-          <w:rFonts w:ascii="Arial Narrow" w:hAnsi="Arial Narrow"/>
-        </w:rPr>
-        <w:t>requirió</w:t>
-      </w:r>
-      <w:r>
-        <w:rPr>
-          <w:rFonts w:ascii="Arial Narrow" w:hAnsi="Arial Narrow"/>
-        </w:rPr>
-        <w:t xml:space="preserve"> </w:t>
-      </w:r>
-      <w:r>
-        <w:rPr>
-          <w:rFonts w:ascii="Arial Narrow" w:hAnsi="Arial Narrow"/>
-        </w:rPr>
-        <w:t xml:space="preserve">de manera expresa </w:t>
-      </w:r>
-      <w:r>
-        <w:rPr>
-          <w:rFonts w:ascii="Arial Narrow" w:hAnsi="Arial Narrow"/>
-        </w:rPr>
-        <w:t>el pago de los costos y costas del procedimiento.</w:t>
-      </w:r>
-      <w:r>
-        <w:rPr>
-          <w:rFonts w:ascii="Arial Narrow" w:hAnsi="Arial Narrow"/>
-        </w:rPr>
-        <w:t xml:space="preserve"> </w:t>
+        <w:t xml:space="preserve"/>
+      </w:r>
+      <w:r>
+        <w:rPr>
+          <w:rFonts w:ascii="Arial Narrow" w:hAnsi="Arial Narrow"/>
+        </w:rPr>
+        <w:t/>
+      </w:r>
+      <w:r>
+        <w:rPr>
+          <w:rFonts w:ascii="Arial Narrow" w:hAnsi="Arial Narrow"/>
+        </w:rPr>
+        <w:t xml:space="preserve"/>
+      </w:r>
+      <w:r>
+        <w:rPr>
+          <w:rFonts w:ascii="Arial Narrow" w:hAnsi="Arial Narrow"/>
+        </w:rPr>
+        <w:t xml:space="preserve"/>
+      </w:r>
+      <w:r>
+        <w:rPr>
+          <w:rFonts w:ascii="Arial Narrow" w:hAnsi="Arial Narrow"/>
+        </w:rPr>
+        <w:t/>
+      </w:r>
+      <w:r>
+        <w:rPr>
+          <w:rFonts w:ascii="Arial Narrow" w:hAnsi="Arial Narrow"/>
+        </w:rPr>
+        <w:t xml:space="preserve"/>
       </w:r>
     </w:p>
     <w:p>
@@ -1031,7 +1031,7 @@
           <w:color w:val="000000"/>
           <w:lang w:eastAsia="es-PE"/>
         </w:rPr>
-        <w:t xml:space="preserve">Por Resolución </w:t>
+        <w:t xml:space="preserve">Por Resolución 1 del 15 de agosto de 2025, la Secretaría Técnica de la Comisión de Protección al Consumidor 1 (en adelante, Secretaría Técnica) incluyó de oficio a Pacífico Compañía de Seguros y Reaseguros S.A. (en adelante, Pacífico) y admitió a trámite la denuncia interpuesta por la señora [APELLIDO].</w:t>
       </w:r>
       <w:r>
         <w:rPr>
@@ -1039,7 +1039,7 @@
           <w:color w:val="000000"/>
           <w:lang w:eastAsia="es-PE"/>
         </w:rPr>
-        <w:t>1</w:t>
+        <w:t/>
       </w:r>
       <w:r>
         <w:rPr>
@@ -1047,7 +1047,7 @@
           <w:color w:val="000000"/>
           <w:lang w:eastAsia="es-PE"/>
         </w:rPr>
-        <w:t xml:space="preserve"> del </w:t>
+        <w:t xml:space="preserve"/>
       </w:r>
       <w:r>
         <w:rPr>
@@ -1055,7 +1055,7 @@
           <w:color w:val="000000"/>
           <w:lang w:eastAsia="es-PE"/>
         </w:rPr>
-        <w:t>15 de agosto de 2025</w:t>
+        <w:t/>
       </w:r>
       <w:r>
         <w:rPr>
@@ -1063,7 +1063,7 @@
           <w:color w:val="000000"/>
           <w:lang w:eastAsia="es-PE"/>
         </w:rPr>
-        <w:t xml:space="preserve">, la Secretaría Técnica de la Comisión de Protección al Consumidor 1 (en adelante, Secretaría Técnica) </w:t>
+        <w:t xml:space="preserve"/>
       </w:r>
       <w:r>
         <w:rPr>
@@ -1071,7 +1071,7 @@
           <w:color w:val="000000"/>
           <w:lang w:eastAsia="es-PE"/>
         </w:rPr>
-        <w:t>incluyó</w:t>
+        <w:t/>
       </w:r>
       <w:r>
         <w:rPr>
@@ -1079,7 +1079,7 @@
           <w:color w:val="000000"/>
           <w:lang w:eastAsia="es-PE"/>
         </w:rPr>
-        <w:t xml:space="preserve"> de oficio a Pacífico Compañía de Seguros y Reaseguros S.A.</w:t>
+        <w:t xml:space="preserve"/>
       </w:r>
       <w:r>
         <w:rPr>
@@ -1087,7 +1087,7 @@
           <w:color w:val="000000"/>
           <w:lang w:eastAsia="es-PE"/>
         </w:rPr>
-        <w:t xml:space="preserve"> (en adelante, Pacífico)</w:t>
+        <w:t xml:space="preserve"/>
       </w:r>
       <w:r>
         <w:rPr>
@@ -1095,7 +1095,7 @@
           <w:color w:val="000000"/>
           <w:lang w:eastAsia="es-PE"/>
         </w:rPr>
-        <w:t xml:space="preserve"> y </w:t>
+        <w:t xml:space="preserve"/>
       </w:r>
       <w:r>
         <w:rPr>
@@ -1103,7 +1103,7 @@
           <w:color w:val="000000"/>
           <w:lang w:eastAsia="es-PE"/>
         </w:rPr>
-        <w:t>admitió a trámite la denuncia</w:t>
+        <w:t/>
       </w:r>
       <w:r>
         <w:rPr>
@@ -1111,7 +1111,7 @@
           <w:color w:val="000000"/>
           <w:lang w:eastAsia="es-PE"/>
         </w:rPr>
-        <w:t xml:space="preserve"> </w:t>
+        <w:t xml:space="preserve"/>
       </w:r>
       <w:r>
         <w:rPr>
@@ -1119,13 +1119,13 @@
           <w:color w:val="000000"/>
           <w:lang w:eastAsia="es-PE"/>
         </w:rPr>
-        <w:t xml:space="preserve">interpuesta por </w:t>
-      </w:r>
-      <w:r>
-        <w:rPr>
-          <w:rFonts w:ascii="Arial Narrow" w:hAnsi="Arial Narrow"/>
-        </w:rPr>
-        <w:t>la señora Ruiz</w:t>
+        <w:t xml:space="preserve"/>
+      </w:r>
+      <w:r>
+        <w:rPr>
+          <w:rFonts w:ascii="Arial Narrow" w:hAnsi="Arial Narrow"/>
+        </w:rPr>
+        <w:t/>
       </w:r>
       <w:r>
         <w:rPr>
@@ -1133,7 +1133,7 @@
           <w:color w:val="000000"/>
           <w:lang w:eastAsia="es-PE"/>
         </w:rPr>
-        <w:t>.</w:t>
+        <w:t/>
       </w:r>
     </w:p>
     <w:p>
@@ -1602,19 +1602,19 @@
         <w:rPr>
           <w:rFonts w:ascii="Arial Narrow" w:hAnsi="Arial Narrow" w:cs="Arial"/>
         </w:rPr>
-        <w:t xml:space="preserve">Así pues, en el presente caso, de la revisión del escrito de denuncia, se ha verificado que la señora </w:t>
-      </w:r>
-      <w:r>
-        <w:rPr>
-          <w:rFonts w:ascii="Arial Narrow" w:hAnsi="Arial Narrow"/>
-        </w:rPr>
-        <w:t xml:space="preserve">Ruiz </w:t>
-      </w:r>
-      <w:r>
-        <w:rPr>
-          <w:rFonts w:ascii="Arial Narrow" w:hAnsi="Arial Narrow" w:cs="Arial"/>
-        </w:rPr>
-        <w:t>presentó en su escrito de denuncia la presunta vulneración de derechos establecidos en el Código por parte de dos (2) entidades de intermediación financiera.</w:t>
+        <w:t xml:space="preserve">Así pues, en el presente caso, de la revisión del escrito de denuncia, se ha verificado que la señora [APELLIDO] presentó en su escrito de denuncia la presunta vulneración de derechos establecidos en el Código por parte de dos (2) entidades de intermediación financiera.</w:t>
+      </w:r>
+      <w:r>
+        <w:rPr>
+          <w:rFonts w:ascii="Arial Narrow" w:hAnsi="Arial Narrow"/>
+        </w:rPr>
+        <w:t xml:space="preserve"/>
+      </w:r>
+      <w:r>
+        <w:rPr>
+          <w:rFonts w:ascii="Arial Narrow" w:hAnsi="Arial Narrow" w:cs="Arial"/>
+        </w:rPr>
+        <w:t/>
       </w:r>
     </w:p>
     <w:p>
@@ -1665,31 +1665,31 @@
         <w:rPr>
           <w:rFonts w:ascii="Arial Narrow" w:hAnsi="Arial Narrow" w:cs="Arial"/>
         </w:rPr>
-        <w:t xml:space="preserve">El </w:t>
-      </w:r>
-      <w:r>
-        <w:rPr>
-          <w:rFonts w:ascii="Arial Narrow" w:hAnsi="Arial Narrow" w:cs="Arial"/>
-        </w:rPr>
-        <w:t>14 de julio de 2025 a las 17:55:45 horas</w:t>
-      </w:r>
-      <w:r>
-        <w:rPr>
-          <w:rFonts w:ascii="Arial Narrow" w:hAnsi="Arial Narrow" w:cs="Arial"/>
-        </w:rPr>
-        <w:t xml:space="preserve">, </w:t>
-      </w:r>
-      <w:r>
-        <w:rPr>
-          <w:rFonts w:ascii="Arial Narrow" w:hAnsi="Arial Narrow" w:cs="Arial"/>
-        </w:rPr>
-        <w:t>la señora Ruiz interpuso una denuncia contra el Banco de Crédito por presuntas infracciones al Código</w:t>
-      </w:r>
-      <w:r>
-        <w:rPr>
-          <w:rFonts w:ascii="Arial Narrow" w:hAnsi="Arial Narrow" w:cs="Arial"/>
-        </w:rPr>
-        <w:t>.</w:t>
+        <w:t xml:space="preserve">El 14 de julio de 2025 a las 17:55:45 horas, la señora [APELLIDO] interpuso una denuncia contra el Banco de Crédito por presuntas infracciones al Código.</w:t>
+      </w:r>
+      <w:r>
+        <w:rPr>
+          <w:rFonts w:ascii="Arial Narrow" w:hAnsi="Arial Narrow" w:cs="Arial"/>
+        </w:rPr>
+        <w:t/>
+      </w:r>
+      <w:r>
+        <w:rPr>
+          <w:rFonts w:ascii="Arial Narrow" w:hAnsi="Arial Narrow" w:cs="Arial"/>
+        </w:rPr>
+        <w:t xml:space="preserve"/>
+      </w:r>
+      <w:r>
+        <w:rPr>
+          <w:rFonts w:ascii="Arial Narrow" w:hAnsi="Arial Narrow" w:cs="Arial"/>
+        </w:rPr>
+        <w:t/>
+      </w:r>
+      <w:r>
+        <w:rPr>
+          <w:rFonts w:ascii="Arial Narrow" w:hAnsi="Arial Narrow" w:cs="Arial"/>
+        </w:rPr>
+        <w:t/>
       </w:r>
     </w:p>
     <w:p>
@@ -1817,31 +1817,31 @@
         <w:rPr>
           <w:rFonts w:ascii="Arial Narrow" w:hAnsi="Arial Narrow" w:cs="Arial"/>
         </w:rPr>
-        <w:t xml:space="preserve">El </w:t>
-      </w:r>
-      <w:r>
-        <w:rPr>
-          <w:rFonts w:ascii="Arial Narrow" w:hAnsi="Arial Narrow" w:cs="Arial"/>
-        </w:rPr>
-        <w:t>14 de julio de 2025 a las 17:55:47 horas</w:t>
-      </w:r>
-      <w:r>
-        <w:rPr>
-          <w:rFonts w:ascii="Arial Narrow" w:hAnsi="Arial Narrow" w:cs="Arial"/>
-        </w:rPr>
-        <w:t xml:space="preserve">, </w:t>
-      </w:r>
-      <w:r>
-        <w:rPr>
-          <w:rFonts w:ascii="Arial Narrow" w:hAnsi="Arial Narrow" w:cs="Arial"/>
-        </w:rPr>
-        <w:t>la señora Ruiz interpuso una denuncia contra el Banco Falabella por presuntas infracciones al Código</w:t>
-      </w:r>
-      <w:r>
-        <w:rPr>
-          <w:rFonts w:ascii="Arial Narrow" w:hAnsi="Arial Narrow" w:cs="Arial"/>
-        </w:rPr>
-        <w:t>.</w:t>
+        <w:t xml:space="preserve">El 14 de julio de 2025 a las 17:55:47 horas, la señora [APELLIDO] interpuso una denuncia contra el Banco Falabella por presuntas infracciones al Código.</w:t>
+      </w:r>
+      <w:r>
+        <w:rPr>
+          <w:rFonts w:ascii="Arial Narrow" w:hAnsi="Arial Narrow" w:cs="Arial"/>
+        </w:rPr>
+        <w:t/>
+      </w:r>
+      <w:r>
+        <w:rPr>
+          <w:rFonts w:ascii="Arial Narrow" w:hAnsi="Arial Narrow" w:cs="Arial"/>
+        </w:rPr>
+        <w:t xml:space="preserve"/>
+      </w:r>
+      <w:r>
+        <w:rPr>
+          <w:rFonts w:ascii="Arial Narrow" w:hAnsi="Arial Narrow" w:cs="Arial"/>
+        </w:rPr>
+        <w:t/>
+      </w:r>
+      <w:r>
+        <w:rPr>
+          <w:rFonts w:ascii="Arial Narrow" w:hAnsi="Arial Narrow" w:cs="Arial"/>
+        </w:rPr>
+        <w:t/>
       </w:r>
     </w:p>
     <w:p>
@@ -2044,7 +2044,7 @@
                 <w:sz w:val="20"/>
                 <w:szCs w:val="20"/>
               </w:rPr>
-              <w:t xml:space="preserve">Señora </w:t>
+              <w:t xml:space="preserve">Señora [APELLIDO]</w:t>
             </w:r>
             <w:r>
               <w:rPr>
@@ -2052,7 +2052,7 @@
                 <w:sz w:val="20"/>
                 <w:szCs w:val="20"/>
               </w:rPr>
-              <w:t>Ruiz</w:t>
+              <w:t/>
             </w:r>
           </w:p>
         </w:tc>
@@ -2075,7 +2075,7 @@
                 <w:sz w:val="20"/>
                 <w:szCs w:val="20"/>
               </w:rPr>
-              <w:t xml:space="preserve">Señora </w:t>
+              <w:t xml:space="preserve">Señora [APELLIDO]</w:t>
             </w:r>
             <w:r>
               <w:rPr>
@@ -2083,7 +2083,7 @@
                 <w:sz w:val="20"/>
                 <w:szCs w:val="20"/>
               </w:rPr>
-              <w:t>Ruiz</w:t>
+              <w:t/>
             </w:r>
           </w:p>
         </w:tc>
@@ -2228,7 +2228,7 @@
                 <w:sz w:val="20"/>
                 <w:szCs w:val="20"/>
               </w:rPr>
-              <w:t xml:space="preserve">Falta de </w:t>
+              <w:t xml:space="preserve">Falta de gestión oportuna de la activación de cobertura del seguro vinculado a crédito otorgado por el Banco de Crédito al señor [APELLIDO]. </w:t>
             </w:r>
             <w:r>
               <w:rPr>
@@ -2236,7 +2236,7 @@
                 <w:sz w:val="20"/>
                 <w:szCs w:val="20"/>
               </w:rPr>
-              <w:t xml:space="preserve">gestión </w:t>
+              <w:t xml:space="preserve"/>
             </w:r>
             <w:r>
               <w:rPr>
@@ -2244,7 +2244,7 @@
                 <w:sz w:val="20"/>
                 <w:szCs w:val="20"/>
               </w:rPr>
-              <w:t>oportuna de la activación de cobertura del seguro vinculado a crédito otorgado por el Banco de Crédito al señor Montufar</w:t>
+              <w:t/>
             </w:r>
             <w:r>
               <w:rPr>
@@ -2252,7 +2252,7 @@
                 <w:sz w:val="20"/>
                 <w:szCs w:val="20"/>
               </w:rPr>
-              <w:t xml:space="preserve">. </w:t>
+              <w:t xml:space="preserve"/>
             </w:r>
           </w:p>
         </w:tc>
@@ -2275,7 +2275,7 @@
                 <w:sz w:val="20"/>
                 <w:szCs w:val="20"/>
               </w:rPr>
-              <w:t>Falta de gestión oportuna de la activación de cobertura del seguro</w:t>
+              <w:t xml:space="preserve">Falta de gestión oportuna de la activación de cobertura del seguro emitido por Pacífico vinculado a crédito otorgado por el Banco Falabella al señor [APELLIDO]. </w:t>
             </w:r>
             <w:r>
               <w:rPr>
@@ -2283,7 +2283,7 @@
                 <w:sz w:val="20"/>
                 <w:szCs w:val="20"/>
               </w:rPr>
-              <w:t xml:space="preserve"> emitido por </w:t>
+              <w:t xml:space="preserve"/>
             </w:r>
             <w:r>
               <w:rPr>
@@ -2293,7 +2293,7 @@
                 <w:szCs w:val="20"/>
                 <w:lang w:eastAsia="es-PE"/>
               </w:rPr>
-              <w:t>Pacífico</w:t>
+              <w:t/>
             </w:r>
             <w:r>
               <w:rPr>
@@ -2301,7 +2301,7 @@
                 <w:sz w:val="20"/>
                 <w:szCs w:val="20"/>
               </w:rPr>
-              <w:t xml:space="preserve"> vinculado a crédito otorgado por el Banco </w:t>
+              <w:t xml:space="preserve"/>
             </w:r>
             <w:r>
               <w:rPr>
@@ -2310,7 +2310,7 @@
                 <w:sz w:val="20"/>
                 <w:szCs w:val="20"/>
               </w:rPr>
-              <w:t xml:space="preserve">Falabella </w:t>
+              <w:t xml:space="preserve"/>
             </w:r>
             <w:r>
               <w:rPr>
@@ -2318,7 +2318,7 @@
                 <w:sz w:val="20"/>
                 <w:szCs w:val="20"/>
               </w:rPr>
-              <w:t>al señor Montufar</w:t>
+              <w:t/>
             </w:r>
             <w:r>
               <w:rPr>
@@ -2326,7 +2326,7 @@
                 <w:sz w:val="20"/>
                 <w:szCs w:val="20"/>
               </w:rPr>
-              <w:t>.</w:t>
+              <w:t/>
             </w:r>
             <w:r>
               <w:rPr>
@@ -2334,7 +2334,7 @@
                 <w:sz w:val="20"/>
                 <w:szCs w:val="20"/>
               </w:rPr>
-              <w:t xml:space="preserve"> </w:t>
+              <w:t xml:space="preserve"/>
             </w:r>
           </w:p>
         </w:tc>
@@ -2387,7 +2387,7 @@
                 <w:sz w:val="20"/>
                 <w:szCs w:val="20"/>
               </w:rPr>
-              <w:t xml:space="preserve">Cobros indebidos </w:t>
+              <w:t xml:space="preserve">Cobros indebidos a la denunciante por el crédito bancario adquirido por su fallecido hijo, el señor [APELLIDO]; no habría cumplido con gestionar oportunamente la activación de cobertura del seguro adquirido por el señor [APELLIDO]; no habría cumplido entregar a la denunciante los estados de cuenta del crédito y la copia de la póliza del seguro vinculado al crédito bancario adquirido por el señor [APELLIDO]. </w:t>
             </w:r>
             <w:r>
               <w:rPr>
@@ -2395,7 +2395,7 @@
                 <w:sz w:val="20"/>
                 <w:szCs w:val="20"/>
               </w:rPr>
-              <w:t>a la denunciante por e</w:t>
+              <w:t/>
             </w:r>
             <w:r>
               <w:rPr>
@@ -2403,7 +2403,7 @@
                 <w:sz w:val="20"/>
                 <w:szCs w:val="20"/>
               </w:rPr>
-              <w:t xml:space="preserve">l crédito bancario adquirido por </w:t>
+              <w:t xml:space="preserve"/>
             </w:r>
             <w:r>
               <w:rPr>
@@ -2411,7 +2411,7 @@
                 <w:sz w:val="20"/>
                 <w:szCs w:val="20"/>
               </w:rPr>
-              <w:t>su</w:t>
+              <w:t/>
             </w:r>
             <w:r>
               <w:rPr>
@@ -2419,7 +2419,7 @@
                 <w:sz w:val="20"/>
                 <w:szCs w:val="20"/>
               </w:rPr>
-              <w:t xml:space="preserve"> fallecido hijo, el señor Montufar; no habría cumplido con gestionar oportunamente la activación de cobertura del seguro adquirido por </w:t>
+              <w:t xml:space="preserve"/>
             </w:r>
             <w:r>
               <w:rPr>
@@ -2427,7 +2427,7 @@
                 <w:sz w:val="20"/>
                 <w:szCs w:val="20"/>
               </w:rPr>
-              <w:t>el señor Montufar</w:t>
+              <w:t/>
             </w:r>
             <w:r>
               <w:rPr>
@@ -2435,7 +2435,7 @@
                 <w:sz w:val="20"/>
                 <w:szCs w:val="20"/>
               </w:rPr>
-              <w:t xml:space="preserve">; no habría cumplido entregar a la denunciante los estados de cuenta del crédito y la copia de la póliza del seguro vinculado al crédito bancario adquirido por </w:t>
+              <w:t xml:space="preserve"/>
             </w:r>
             <w:r>
               <w:rPr>
@@ -2443,7 +2443,7 @@
                 <w:sz w:val="20"/>
                 <w:szCs w:val="20"/>
               </w:rPr>
-              <w:t>el señor Montufar</w:t>
+              <w:t/>
             </w:r>
             <w:r>
               <w:rPr>
@@ -2451,7 +2451,7 @@
                 <w:sz w:val="20"/>
                 <w:szCs w:val="20"/>
               </w:rPr>
-              <w:t>.</w:t>
+              <w:t/>
             </w:r>
             <w:r>
               <w:rPr>
@@ -2459,7 +2459,7 @@
                 <w:sz w:val="20"/>
                 <w:szCs w:val="20"/>
               </w:rPr>
-              <w:t xml:space="preserve"> </w:t>
+              <w:t xml:space="preserve"/>
             </w:r>
           </w:p>
         </w:tc>
@@ -2482,7 +2482,7 @@
                 <w:sz w:val="20"/>
                 <w:szCs w:val="20"/>
               </w:rPr>
-              <w:t>Cobros indebidos a la denunciante por el crédito bancario adquirido por su fallecido hijo, el señor Montufar; no habría cumplido con gestionar oportunamente la activación de cobertura del seguro adquirido por el señor Montufar; no habría cumplido entregar a la denunciante los estados de cuenta del crédito y la copia de la póliza del seguro vinculado al crédito bancario adquirido por el señor Montufar.</w:t>
+              <w:t xml:space="preserve">Cobros indebidos a la denunciante por el crédito bancario adquirido por su fallecido hijo, el señor [APELLIDO]; no habría cumplido con gestionar oportunamente la activación de cobertura del seguro adquirido por el señor [APELLIDO]; no habría cumplido entregar a la denunciante los estados de cuenta del crédito y la copia de la póliza del seguro vinculado al crédito bancario adquirido por el señor [APELLIDO].</w:t>
             </w:r>
           </w:p>
         </w:tc>
@@ -2517,56 +2517,56 @@
         <w:rPr>
           <w:rFonts w:ascii="Arial Narrow" w:hAnsi="Arial Narrow" w:cs="Arial"/>
         </w:rPr>
-        <w:t xml:space="preserve">Al respecto, tal como puede verificarse, la señora </w:t>
-      </w:r>
-      <w:r>
-        <w:rPr>
-          <w:rFonts w:ascii="Arial Narrow" w:hAnsi="Arial Narrow" w:cs="Arial"/>
-        </w:rPr>
-        <w:t xml:space="preserve">Ruiz </w:t>
-      </w:r>
-      <w:r>
-        <w:rPr>
-          <w:rFonts w:ascii="Arial Narrow" w:hAnsi="Arial Narrow" w:cs="Arial"/>
-        </w:rPr>
-        <w:t>ha denunciado a dos proveedores distintos, respecto de productos diferentes, (</w:t>
-      </w:r>
-      <w:r>
-        <w:rPr>
-          <w:rFonts w:ascii="Arial Narrow" w:hAnsi="Arial Narrow" w:cs="Arial"/>
-        </w:rPr>
-        <w:t xml:space="preserve">crédito otorgado por el Banco de Crédito </w:t>
-      </w:r>
-      <w:r>
-        <w:rPr>
-          <w:rFonts w:ascii="Arial Narrow" w:hAnsi="Arial Narrow" w:cs="Arial"/>
-        </w:rPr>
-        <w:t xml:space="preserve">y </w:t>
-      </w:r>
-      <w:r>
-        <w:rPr>
-          <w:rFonts w:ascii="Arial Narrow" w:hAnsi="Arial Narrow" w:cs="Arial"/>
-        </w:rPr>
-        <w:t xml:space="preserve">crédito otorgado por el Banco </w:t>
+        <w:t xml:space="preserve">Al respecto, tal como puede verificarse, la señora [APELLIDO] ha denunciado a dos proveedores distintos, respecto de productos diferentes, (crédito otorgado por el Banco de Crédito y crédito otorgado por el Banco Falabella dentro de dos (2) entidades bancarias distintas que no tienen relación entre sí). </w:t>
+      </w:r>
+      <w:r>
+        <w:rPr>
+          <w:rFonts w:ascii="Arial Narrow" w:hAnsi="Arial Narrow" w:cs="Arial"/>
+        </w:rPr>
+        <w:t xml:space="preserve"/>
+      </w:r>
+      <w:r>
+        <w:rPr>
+          <w:rFonts w:ascii="Arial Narrow" w:hAnsi="Arial Narrow" w:cs="Arial"/>
+        </w:rPr>
+        <w:t/>
+      </w:r>
+      <w:r>
+        <w:rPr>
+          <w:rFonts w:ascii="Arial Narrow" w:hAnsi="Arial Narrow" w:cs="Arial"/>
+        </w:rPr>
+        <w:t xml:space="preserve"/>
+      </w:r>
+      <w:r>
+        <w:rPr>
+          <w:rFonts w:ascii="Arial Narrow" w:hAnsi="Arial Narrow" w:cs="Arial"/>
+        </w:rPr>
+        <w:t xml:space="preserve"/>
+      </w:r>
+      <w:r>
+        <w:rPr>
+          <w:rFonts w:ascii="Arial Narrow" w:hAnsi="Arial Narrow" w:cs="Arial"/>
+        </w:rPr>
+        <w:t xml:space="preserve"/>
       </w:r>
       <w:r>
         <w:rPr>
           <w:rFonts w:ascii="Arial Narrow" w:eastAsia="Arial" w:hAnsi="Arial Narrow" w:cs="Arial"/>
           <w:bCs/>
         </w:rPr>
-        <w:t xml:space="preserve">Falabella </w:t>
-      </w:r>
-      <w:r>
-        <w:rPr>
-          <w:rFonts w:ascii="Arial Narrow" w:hAnsi="Arial Narrow" w:cs="Arial"/>
-        </w:rPr>
-        <w:t>dentro de dos (2) entidades bancarias distintas que no tienen relación entre sí).</w:t>
-      </w:r>
-      <w:r>
-        <w:rPr>
-          <w:rFonts w:ascii="Arial Narrow" w:hAnsi="Arial Narrow" w:cs="Arial"/>
-        </w:rPr>
-        <w:t xml:space="preserve"> </w:t>
+        <w:t xml:space="preserve"/>
+      </w:r>
+      <w:r>
+        <w:rPr>
+          <w:rFonts w:ascii="Arial Narrow" w:hAnsi="Arial Narrow" w:cs="Arial"/>
+        </w:rPr>
+        <w:t/>
+      </w:r>
+      <w:r>
+        <w:rPr>
+          <w:rFonts w:ascii="Arial Narrow" w:hAnsi="Arial Narrow" w:cs="Arial"/>
+        </w:rPr>
+        <w:t xml:space="preserve"/>
       </w:r>
     </w:p>
     <w:p>
@@ -2643,43 +2643,43 @@
           <w:rFonts w:ascii="Arial Narrow" w:hAnsi="Arial Narrow" w:cs="Arial"/>
         </w:rPr>
         <w:lastRenderedPageBreak/>
-        <w:t xml:space="preserve">En consecuencia, en tanto no se ha verificado la existencia de conexidad entre los hechos materia de denuncia, corresponde desacumular las pretensiones planteadas de manera conjunta en el Expediente </w:t>
-      </w:r>
-      <w:r>
-        <w:rPr>
-          <w:rFonts w:ascii="Arial Narrow" w:hAnsi="Arial Narrow" w:cs="Arial"/>
-        </w:rPr>
-        <w:t>1673</w:t>
-      </w:r>
-      <w:r>
-        <w:rPr>
-          <w:rFonts w:ascii="Arial Narrow" w:hAnsi="Arial Narrow" w:cs="Arial"/>
-        </w:rPr>
-        <w:t xml:space="preserve">-2025/CC1, informando que el presente procedimiento administrativo sancionador continuará la tramitación de la denuncia interpuesta por la señora </w:t>
-      </w:r>
-      <w:r>
-        <w:rPr>
-          <w:rFonts w:ascii="Arial Narrow" w:hAnsi="Arial Narrow" w:cs="Arial"/>
-        </w:rPr>
-        <w:t xml:space="preserve">Ruiz </w:t>
-      </w:r>
-      <w:r>
-        <w:rPr>
-          <w:rFonts w:ascii="Arial Narrow" w:hAnsi="Arial Narrow" w:cs="Arial"/>
-        </w:rPr>
-        <w:t xml:space="preserve">contra el </w:t>
-      </w:r>
-      <w:r>
-        <w:rPr>
-          <w:rFonts w:ascii="Arial Narrow" w:hAnsi="Arial Narrow"/>
-        </w:rPr>
-        <w:t>Banco de Crédito</w:t>
-      </w:r>
-      <w:r>
-        <w:rPr>
-          <w:rFonts w:ascii="Arial Narrow" w:hAnsi="Arial Narrow" w:cs="Arial"/>
-        </w:rPr>
-        <w:t>.</w:t>
+        <w:t xml:space="preserve">En consecuencia, en tanto no se ha verificado la existencia de conexidad entre los hechos materia de denuncia, corresponde desacumular las pretensiones planteadas de manera conjunta en el Expediente 1673-2025/CC1, informando que el presente procedimiento administrativo sancionador continuará la tramitación de la denuncia interpuesta por la señora [APELLIDO] contra el Banco de Crédito.</w:t>
+      </w:r>
+      <w:r>
+        <w:rPr>
+          <w:rFonts w:ascii="Arial Narrow" w:hAnsi="Arial Narrow" w:cs="Arial"/>
+        </w:rPr>
+        <w:t/>
+      </w:r>
+      <w:r>
+        <w:rPr>
+          <w:rFonts w:ascii="Arial Narrow" w:hAnsi="Arial Narrow" w:cs="Arial"/>
+        </w:rPr>
+        <w:t xml:space="preserve"/>
+      </w:r>
+      <w:r>
+        <w:rPr>
+          <w:rFonts w:ascii="Arial Narrow" w:hAnsi="Arial Narrow" w:cs="Arial"/>
+        </w:rPr>
+        <w:t xml:space="preserve"/>
+      </w:r>
+      <w:r>
+        <w:rPr>
+          <w:rFonts w:ascii="Arial Narrow" w:hAnsi="Arial Narrow" w:cs="Arial"/>
+        </w:rPr>
+        <w:t xml:space="preserve"/>
+      </w:r>
+      <w:r>
+        <w:rPr>
+          <w:rFonts w:ascii="Arial Narrow" w:hAnsi="Arial Narrow"/>
+        </w:rPr>
+        <w:t/>
+      </w:r>
+      <w:r>
+        <w:rPr>
+          <w:rFonts w:ascii="Arial Narrow" w:hAnsi="Arial Narrow" w:cs="Arial"/>
+        </w:rPr>
+        <w:t/>
       </w:r>
     </w:p>
     <w:p>
@@ -2750,72 +2750,72 @@
           <w:b/>
           <w:bCs/>
         </w:rPr>
-        <w:t>PRIMERO</w:t>
-      </w:r>
-      <w:r>
-        <w:rPr>
-          <w:rFonts w:ascii="Arial Narrow" w:hAnsi="Arial Narrow" w:cs="Arial"/>
-        </w:rPr>
-        <w:t xml:space="preserve">: desacumular las pretensiones planteadas de manera conjunta en el Expediente </w:t>
-      </w:r>
-      <w:r>
-        <w:rPr>
-          <w:rFonts w:ascii="Arial Narrow" w:hAnsi="Arial Narrow" w:cs="Arial"/>
-        </w:rPr>
-        <w:t>1673</w:t>
-      </w:r>
-      <w:r>
-        <w:rPr>
-          <w:rFonts w:ascii="Arial Narrow" w:hAnsi="Arial Narrow" w:cs="Arial"/>
-        </w:rPr>
-        <w:t xml:space="preserve">-2025/CC1, en la medida que existen dos sujetos procesales pasivos; siendo que </w:t>
+        <w:t xml:space="preserve">PRIMERO: desacumular las pretensiones planteadas de manera conjunta en el Expediente 1673-2025/CC1, en la medida que existen dos sujetos procesales pasivos; siendo que el presente procedimiento administrativo sancionador continuará la tramitación de la denuncia interpuesta por la señora [DENUNCIANTE] contra el Banco Falabella Perú S.A. y Pacífico Compañía de Seguros y Reaseguros S.A.</w:t>
+      </w:r>
+      <w:r>
+        <w:rPr>
+          <w:rFonts w:ascii="Arial Narrow" w:hAnsi="Arial Narrow" w:cs="Arial"/>
+        </w:rPr>
+        <w:t xml:space="preserve"/>
+      </w:r>
+      <w:r>
+        <w:rPr>
+          <w:rFonts w:ascii="Arial Narrow" w:hAnsi="Arial Narrow" w:cs="Arial"/>
+        </w:rPr>
+        <w:t/>
+      </w:r>
+      <w:r>
+        <w:rPr>
+          <w:rFonts w:ascii="Arial Narrow" w:hAnsi="Arial Narrow" w:cs="Arial"/>
+        </w:rPr>
+        <w:t xml:space="preserve"/>
       </w:r>
       <w:bookmarkStart w:id="1" w:name="_Hlk179563260"/>
       <w:r>
         <w:rPr>
           <w:rFonts w:ascii="Arial Narrow" w:hAnsi="Arial Narrow" w:cs="Arial"/>
         </w:rPr>
-        <w:t xml:space="preserve">el presente procedimiento administrativo sancionador continuará la </w:t>
-      </w:r>
-      <w:r>
-        <w:rPr>
-          <w:rFonts w:ascii="Arial Narrow" w:hAnsi="Arial Narrow" w:cs="Arial"/>
-        </w:rPr>
-        <w:t xml:space="preserve">tramitación de la denuncia interpuesta por la señora </w:t>
+        <w:t xml:space="preserve"/>
+      </w:r>
+      <w:r>
+        <w:rPr>
+          <w:rFonts w:ascii="Arial Narrow" w:hAnsi="Arial Narrow" w:cs="Arial"/>
+        </w:rPr>
+        <w:t xml:space="preserve"/>
       </w:r>
       <w:r>
         <w:rPr>
           <w:rFonts w:ascii="Arial Narrow" w:eastAsia="Arial" w:hAnsi="Arial Narrow" w:cs="Arial"/>
           <w:bCs/>
         </w:rPr>
-        <w:t xml:space="preserve">Milagros </w:t>
+        <w:t xml:space="preserve"/>
       </w:r>
       <w:r>
         <w:rPr>
           <w:rFonts w:ascii="Arial Narrow" w:eastAsia="Arial" w:hAnsi="Arial Narrow" w:cs="Arial"/>
           <w:bCs/>
         </w:rPr>
-        <w:t xml:space="preserve">del </w:t>
+        <w:t xml:space="preserve"/>
       </w:r>
       <w:r>
         <w:rPr>
           <w:rFonts w:ascii="Arial Narrow" w:eastAsia="Arial" w:hAnsi="Arial Narrow" w:cs="Arial"/>
           <w:bCs/>
         </w:rPr>
-        <w:t xml:space="preserve">Rosario Ruiz Lopez </w:t>
-      </w:r>
-      <w:r>
-        <w:rPr>
-          <w:rFonts w:ascii="Arial Narrow" w:hAnsi="Arial Narrow" w:cs="Arial"/>
-        </w:rPr>
-        <w:t xml:space="preserve">contra el </w:t>
+        <w:t xml:space="preserve"/>
+      </w:r>
+      <w:r>
+        <w:rPr>
+          <w:rFonts w:ascii="Arial Narrow" w:hAnsi="Arial Narrow" w:cs="Arial"/>
+        </w:rPr>
+        <w:t xml:space="preserve"/>
       </w:r>
       <w:r>
         <w:rPr>
           <w:rFonts w:ascii="Arial Narrow" w:eastAsia="Arial" w:hAnsi="Arial Narrow" w:cs="Arial"/>
           <w:bCs/>
         </w:rPr>
-        <w:t>Banco Falabella Perú S.A.</w:t>
+        <w:t/>
       </w:r>
       <w:bookmarkEnd w:id="1"/>
       <w:r>
@@ -2823,7 +2823,7 @@
           <w:rFonts w:ascii="Arial Narrow" w:eastAsia="Arial" w:hAnsi="Arial Narrow" w:cs="Arial"/>
           <w:bCs/>
         </w:rPr>
-        <w:t xml:space="preserve"> y </w:t>
+        <w:t xml:space="preserve"/>
       </w:r>
       <w:r>
         <w:rPr>
@@ -2831,7 +2831,7 @@
           <w:color w:val="000000"/>
           <w:lang w:eastAsia="es-PE"/>
         </w:rPr>
-        <w:t>Pacífico Compañía de Seguros y Reaseguros S.A.</w:t>
+        <w:t/>
       </w:r>
     </w:p>
     <w:p>
@@ -2851,107 +2851,107 @@
           <w:b/>
           <w:bCs/>
         </w:rPr>
-        <w:t>SEGUNDO</w:t>
+        <w:t xml:space="preserve">SEGUNDO: informar a que la denuncia interpuesta por la señora [DENUNCIANTE] contra el Banco de Crédito del Perú S.A. será tramitada en un procedimiento administrativo distinto al recaído en el presente expediente, de conformidad con el Decreto Supremo 006-2026-JUS, que aprueba el Texto Único Ordenado de la Ley 27444, Ley del Procedimiento Administrativo General; así como en el Decreto Supremo 085-2010/PCM, Texto Único de Procedimientos Administrativos del Indecopi; y, en la Directiva 001-2021-COD-INDECOPI, Directiva Única que Regula los Procedimientos de Protección al Consumidor Previstos en el Código de Protección y Defensa del Consumidor.  </w:t>
       </w:r>
       <w:r>
         <w:rPr>
           <w:rFonts w:ascii="Arial Narrow" w:hAnsi="Arial Narrow"/>
           <w:bCs/>
         </w:rPr>
-        <w:t>:</w:t>
-      </w:r>
-      <w:r>
-        <w:rPr>
-          <w:rFonts w:ascii="Arial Narrow" w:hAnsi="Arial Narrow"/>
-        </w:rPr>
-        <w:t xml:space="preserve"> </w:t>
+        <w:t/>
+      </w:r>
+      <w:r>
+        <w:rPr>
+          <w:rFonts w:ascii="Arial Narrow" w:hAnsi="Arial Narrow"/>
+        </w:rPr>
+        <w:t xml:space="preserve"/>
       </w:r>
       <w:r>
         <w:rPr>
           <w:rFonts w:ascii="Arial Narrow" w:hAnsi="Arial Narrow" w:cs="Arial"/>
           <w:lang w:val="es-ES"/>
         </w:rPr>
-        <w:t xml:space="preserve">informar a que la denuncia interpuesta por </w:t>
-      </w:r>
-      <w:r>
-        <w:rPr>
-          <w:rFonts w:ascii="Arial Narrow" w:hAnsi="Arial Narrow" w:cs="Arial"/>
-        </w:rPr>
-        <w:t xml:space="preserve">la señora </w:t>
+        <w:t xml:space="preserve"/>
+      </w:r>
+      <w:r>
+        <w:rPr>
+          <w:rFonts w:ascii="Arial Narrow" w:hAnsi="Arial Narrow" w:cs="Arial"/>
+        </w:rPr>
+        <w:t xml:space="preserve"/>
       </w:r>
       <w:r>
         <w:rPr>
           <w:rFonts w:ascii="Arial Narrow" w:eastAsia="Arial" w:hAnsi="Arial Narrow" w:cs="Arial"/>
           <w:bCs/>
         </w:rPr>
-        <w:t xml:space="preserve">Milagros </w:t>
+        <w:t xml:space="preserve"/>
       </w:r>
       <w:r>
         <w:rPr>
           <w:rFonts w:ascii="Arial Narrow" w:eastAsia="Arial" w:hAnsi="Arial Narrow" w:cs="Arial"/>
           <w:bCs/>
         </w:rPr>
-        <w:t xml:space="preserve">del </w:t>
+        <w:t xml:space="preserve"/>
       </w:r>
       <w:r>
         <w:rPr>
           <w:rFonts w:ascii="Arial Narrow" w:eastAsia="Arial" w:hAnsi="Arial Narrow" w:cs="Arial"/>
           <w:bCs/>
         </w:rPr>
-        <w:t xml:space="preserve">Rosario Ruiz Lopez </w:t>
+        <w:t xml:space="preserve"/>
       </w:r>
       <w:r>
         <w:rPr>
           <w:rFonts w:ascii="Arial Narrow" w:hAnsi="Arial Narrow" w:cs="Arial"/>
           <w:lang w:val="es-ES"/>
         </w:rPr>
-        <w:t xml:space="preserve">contra </w:t>
+        <w:t xml:space="preserve"/>
       </w:r>
       <w:r>
         <w:rPr>
           <w:rFonts w:ascii="Arial Narrow" w:hAnsi="Arial Narrow" w:cs="Arial"/>
           <w:lang w:val="es-ES"/>
         </w:rPr>
-        <w:t xml:space="preserve">el </w:t>
+        <w:t xml:space="preserve"/>
       </w:r>
       <w:r>
         <w:rPr>
           <w:rFonts w:ascii="Arial Narrow" w:eastAsia="Arial" w:hAnsi="Arial Narrow" w:cs="Arial"/>
           <w:bCs/>
         </w:rPr>
-        <w:t>Banco de Crédito del Perú S.A.</w:t>
+        <w:t/>
       </w:r>
       <w:r>
         <w:rPr>
           <w:rFonts w:ascii="Arial Narrow" w:eastAsia="Arial Narrow" w:hAnsi="Arial Narrow" w:cs="Arial"/>
           <w:bCs/>
         </w:rPr>
-        <w:t xml:space="preserve"> </w:t>
+        <w:t xml:space="preserve"/>
       </w:r>
       <w:r>
         <w:rPr>
           <w:rFonts w:ascii="Arial Narrow" w:hAnsi="Arial Narrow" w:cs="Arial"/>
           <w:lang w:val="es-ES"/>
         </w:rPr>
-        <w:t>será tramitada en un procedimiento administrativo distinto al recaído en el presente expediente</w:t>
-      </w:r>
-      <w:r>
-        <w:rPr>
-          <w:rFonts w:ascii="Arial Narrow" w:hAnsi="Arial Narrow" w:cs="Arial"/>
-        </w:rPr>
-        <w:t xml:space="preserve">, </w:t>
-      </w:r>
-      <w:r>
-        <w:rPr>
-          <w:rFonts w:ascii="Arial Narrow" w:hAnsi="Arial Narrow" w:cs="Arial"/>
-        </w:rPr>
-        <w:t xml:space="preserve">de conformidad con </w:t>
-      </w:r>
-      <w:r>
-        <w:rPr>
-          <w:rFonts w:ascii="Arial Narrow" w:hAnsi="Arial Narrow" w:cs="Arial"/>
-        </w:rPr>
-        <w:t xml:space="preserve">el Decreto Supremo 006-2026-JUS, que aprueba el Texto Único Ordenado de la Ley 27444, Ley del Procedimiento Administrativo General; así como en el </w:t>
+        <w:t/>
+      </w:r>
+      <w:r>
+        <w:rPr>
+          <w:rFonts w:ascii="Arial Narrow" w:hAnsi="Arial Narrow" w:cs="Arial"/>
+        </w:rPr>
+        <w:t xml:space="preserve"/>
+      </w:r>
+      <w:r>
+        <w:rPr>
+          <w:rFonts w:ascii="Arial Narrow" w:hAnsi="Arial Narrow" w:cs="Arial"/>
+        </w:rPr>
+        <w:t xml:space="preserve"/>
+      </w:r>
+      <w:r>
+        <w:rPr>
+          <w:rFonts w:ascii="Arial Narrow" w:hAnsi="Arial Narrow" w:cs="Arial"/>
+        </w:rPr>
+        <w:t xml:space="preserve"/>
       </w:r>
       <w:r>
         <w:rPr>
@@ -2959,25 +2959,25 @@
           <w:color w:val="000000"/>
           <w:lang w:eastAsia="es-PE"/>
         </w:rPr>
-        <w:t xml:space="preserve">Decreto Supremo 085-2010/PCM, Texto Único de Procedimientos Administrativos del Indecopi; y, en la </w:t>
+        <w:t xml:space="preserve"/>
       </w:r>
       <w:r>
         <w:rPr>
           <w:rFonts w:ascii="Arial Narrow" w:eastAsia="Arial Narrow" w:hAnsi="Arial Narrow" w:cs="Arial"/>
         </w:rPr>
-        <w:t>Directiva 001-2021-COD-INDECOPI, Directiva Única que Regula los Procedimientos de Protección al Consumidor Previstos en el Código de Protección y Defensa del Consumidor.</w:t>
+        <w:t/>
       </w:r>
       <w:r>
         <w:rPr>
           <w:rFonts w:ascii="Arial Narrow" w:eastAsia="Arial Narrow" w:hAnsi="Arial Narrow" w:cs="Arial"/>
         </w:rPr>
-        <w:t xml:space="preserve"> </w:t>
+        <w:t xml:space="preserve"/>
       </w:r>
       <w:r>
         <w:rPr>
           <w:rFonts w:ascii="Arial Narrow" w:eastAsia="Arial Narrow" w:hAnsi="Arial Narrow" w:cs="Arial"/>
         </w:rPr>
-        <w:t xml:space="preserve"> </w:t>
+        <w:t xml:space="preserve"/>
       </w:r>
     </w:p>
     <w:p>
@@ -2995,7 +2995,7 @@
           <w:b/>
           <w:bCs/>
         </w:rPr>
-        <w:t>TERCERO:</w:t>
+        <w:t xml:space="preserve">TERCERO: requerir a la señora [DENUNCIANTE] y al Banco de Crédito del Perú S.A. para que, dentro del plazo de dos (2) días hábiles siguientes a la fecha en que reciban la notificación en sus bandejas de correo electrónico, efectúen la confirmación de recepción de la notificación remitida por este despacho a sus correos electrónicos, de conformidad con el segundo párrafo del numeral 4 del artículo 20 del Texto Único Ordenado de la Ley del Procedimiento Administrativo General, aprobado mediante Decreto Supremo 006-2026-JUS, bajo apercibimiento de rehacer el acto de notificación y notificarle conforme al numeral 1 del artículo 20 del citado cuerpo normativo.</w:t>
       </w:r>
       <w:r>
         <w:rPr>
@@ -3003,7 +3003,7 @@
           <w:bCs/>
           <w:spacing w:val="-3"/>
         </w:rPr>
-        <w:t xml:space="preserve"> requerir </w:t>
+        <w:t xml:space="preserve"/>
       </w:r>
       <w:r>
         <w:rPr>
@@ -3011,7 +3011,7 @@
           <w:bCs/>
           <w:spacing w:val="-3"/>
         </w:rPr>
-        <w:t xml:space="preserve">a la señora </w:t>
+        <w:t xml:space="preserve"/>
       </w:r>
       <w:r>
         <w:rPr>
@@ -3020,7 +3020,7 @@
           <w:shd w:val="clear" w:color="auto" w:fill="FFFFFF"/>
           <w:lang w:eastAsia="es-PE"/>
         </w:rPr>
-        <w:t xml:space="preserve">Milagros </w:t>
+        <w:t xml:space="preserve"/>
       </w:r>
       <w:r>
         <w:rPr>
@@ -3029,7 +3029,7 @@
           <w:shd w:val="clear" w:color="auto" w:fill="FFFFFF"/>
           <w:lang w:eastAsia="es-PE"/>
         </w:rPr>
-        <w:t xml:space="preserve">del </w:t>
+        <w:t xml:space="preserve"/>
       </w:r>
       <w:r>
         <w:rPr>
@@ -3038,7 +3038,7 @@
           <w:shd w:val="clear" w:color="auto" w:fill="FFFFFF"/>
           <w:lang w:eastAsia="es-PE"/>
         </w:rPr>
-        <w:t xml:space="preserve">Rosario Ruiz Lopez </w:t>
+        <w:t xml:space="preserve"/>
       </w:r>
       <w:r>
         <w:rPr>
@@ -3047,144 +3047,144 @@
           <w:shd w:val="clear" w:color="auto" w:fill="FFFFFF"/>
           <w:lang w:eastAsia="es-PE"/>
         </w:rPr>
-        <w:t xml:space="preserve">y </w:t>
-      </w:r>
-      <w:r>
-        <w:rPr>
-          <w:rFonts w:ascii="Arial Narrow" w:hAnsi="Arial Narrow"/>
-        </w:rPr>
-        <w:t>a</w:t>
-      </w:r>
-      <w:r>
-        <w:rPr>
-          <w:rFonts w:ascii="Arial Narrow" w:hAnsi="Arial Narrow"/>
-        </w:rPr>
-        <w:t>l</w:t>
-      </w:r>
-      <w:r>
-        <w:rPr>
-          <w:rFonts w:ascii="Arial Narrow" w:hAnsi="Arial Narrow"/>
-        </w:rPr>
-        <w:t xml:space="preserve"> </w:t>
+        <w:t xml:space="preserve"/>
+      </w:r>
+      <w:r>
+        <w:rPr>
+          <w:rFonts w:ascii="Arial Narrow" w:hAnsi="Arial Narrow"/>
+        </w:rPr>
+        <w:t/>
+      </w:r>
+      <w:r>
+        <w:rPr>
+          <w:rFonts w:ascii="Arial Narrow" w:hAnsi="Arial Narrow"/>
+        </w:rPr>
+        <w:t/>
+      </w:r>
+      <w:r>
+        <w:rPr>
+          <w:rFonts w:ascii="Arial Narrow" w:hAnsi="Arial Narrow"/>
+        </w:rPr>
+        <w:t xml:space="preserve"/>
       </w:r>
       <w:r>
         <w:rPr>
           <w:rFonts w:ascii="Arial Narrow" w:eastAsia="Arial Narrow" w:hAnsi="Arial Narrow" w:cs="Arial"/>
           <w:lang w:eastAsia="es-PE"/>
         </w:rPr>
-        <w:t>Banco de Crédito del Perú S.A.</w:t>
+        <w:t/>
       </w:r>
       <w:r>
         <w:rPr>
           <w:rFonts w:ascii="Arial Narrow" w:eastAsia="Arial Narrow" w:hAnsi="Arial Narrow" w:cs="Arial"/>
           <w:lang w:eastAsia="es-PE"/>
         </w:rPr>
-        <w:t xml:space="preserve"> </w:t>
+        <w:t xml:space="preserve"/>
       </w:r>
       <w:r>
         <w:rPr>
           <w:rFonts w:ascii="Arial Narrow" w:hAnsi="Arial Narrow"/>
           <w:color w:val="000000"/>
         </w:rPr>
-        <w:t>para que, dentro del plazo de dos (2) días hábiles siguientes a la fecha en que reciba</w:t>
+        <w:t/>
       </w:r>
       <w:r>
         <w:rPr>
           <w:rFonts w:ascii="Arial Narrow" w:hAnsi="Arial Narrow"/>
           <w:color w:val="000000"/>
         </w:rPr>
-        <w:t>n</w:t>
+        <w:t/>
       </w:r>
       <w:r>
         <w:rPr>
           <w:rFonts w:ascii="Arial Narrow" w:hAnsi="Arial Narrow"/>
           <w:color w:val="000000"/>
         </w:rPr>
-        <w:t xml:space="preserve"> la notificación en su</w:t>
+        <w:t xml:space="preserve"/>
       </w:r>
       <w:r>
         <w:rPr>
           <w:rFonts w:ascii="Arial Narrow" w:hAnsi="Arial Narrow"/>
           <w:color w:val="000000"/>
         </w:rPr>
-        <w:t>s</w:t>
+        <w:t/>
       </w:r>
       <w:r>
         <w:rPr>
           <w:rFonts w:ascii="Arial Narrow" w:hAnsi="Arial Narrow"/>
           <w:color w:val="000000"/>
         </w:rPr>
-        <w:t xml:space="preserve"> bandeja</w:t>
+        <w:t xml:space="preserve"/>
       </w:r>
       <w:r>
         <w:rPr>
           <w:rFonts w:ascii="Arial Narrow" w:hAnsi="Arial Narrow"/>
           <w:color w:val="000000"/>
         </w:rPr>
-        <w:t>s</w:t>
+        <w:t/>
       </w:r>
       <w:r>
         <w:rPr>
           <w:rFonts w:ascii="Arial Narrow" w:hAnsi="Arial Narrow"/>
           <w:color w:val="000000"/>
         </w:rPr>
-        <w:t xml:space="preserve"> de correo electrónico, efectúe</w:t>
+        <w:t xml:space="preserve"/>
       </w:r>
       <w:r>
         <w:rPr>
           <w:rFonts w:ascii="Arial Narrow" w:hAnsi="Arial Narrow"/>
           <w:color w:val="000000"/>
         </w:rPr>
-        <w:t>n</w:t>
+        <w:t/>
       </w:r>
       <w:r>
         <w:rPr>
           <w:rFonts w:ascii="Arial Narrow" w:hAnsi="Arial Narrow"/>
           <w:color w:val="000000"/>
         </w:rPr>
-        <w:t xml:space="preserve"> la confirmación de recepción de la notificación remitida por este despacho a su</w:t>
+        <w:t xml:space="preserve"/>
       </w:r>
       <w:r>
         <w:rPr>
           <w:rFonts w:ascii="Arial Narrow" w:hAnsi="Arial Narrow"/>
           <w:color w:val="000000"/>
         </w:rPr>
-        <w:t>s</w:t>
+        <w:t/>
       </w:r>
       <w:r>
         <w:rPr>
           <w:rFonts w:ascii="Arial Narrow" w:hAnsi="Arial Narrow"/>
           <w:color w:val="000000"/>
         </w:rPr>
-        <w:t xml:space="preserve"> correo</w:t>
+        <w:t xml:space="preserve"/>
       </w:r>
       <w:r>
         <w:rPr>
           <w:rFonts w:ascii="Arial Narrow" w:hAnsi="Arial Narrow"/>
           <w:color w:val="000000"/>
         </w:rPr>
-        <w:t>s</w:t>
+        <w:t/>
       </w:r>
       <w:r>
         <w:rPr>
           <w:rFonts w:ascii="Arial Narrow" w:hAnsi="Arial Narrow"/>
           <w:color w:val="000000"/>
         </w:rPr>
-        <w:t xml:space="preserve"> electrónico</w:t>
+        <w:t xml:space="preserve"/>
       </w:r>
       <w:r>
         <w:rPr>
           <w:rFonts w:ascii="Arial Narrow" w:hAnsi="Arial Narrow"/>
           <w:color w:val="000000"/>
         </w:rPr>
-        <w:t>s</w:t>
+        <w:t/>
       </w:r>
       <w:r>
         <w:rPr>
           <w:rFonts w:ascii="Arial Narrow" w:hAnsi="Arial Narrow"/>
           <w:color w:val="000000"/>
         </w:rPr>
-        <w:t>, de conformidad con el segundo párrafo del numeral 4 del artículo 20</w:t>
+        <w:t/>
       </w:r>
       <w:r>
         <w:rPr>
@@ -3199,14 +3199,14 @@
           <w:rFonts w:ascii="Arial Narrow" w:hAnsi="Arial Narrow"/>
           <w:color w:val="000000"/>
         </w:rPr>
-        <w:t xml:space="preserve"> del Texto Único Ordenado de la Ley del Procedimiento Administrativo</w:t>
+        <w:t xml:space="preserve"/>
       </w:r>
       <w:r>
         <w:rPr>
           <w:rFonts w:ascii="Arial Narrow" w:hAnsi="Arial Narrow"/>
           <w:color w:val="000000"/>
         </w:rPr>
-        <w:t xml:space="preserve"> General, aprobado mediante Decreto Supremo 006-2026-JUS, bajo apercibimiento de rehacer el acto de notificación y notificarle conforme al numeral 1 del artículo 20</w:t>
+        <w:t xml:space="preserve"/>
       </w:r>
       <w:r>
         <w:rPr>
@@ -3221,7 +3221,7 @@
           <w:rFonts w:ascii="Arial Narrow" w:hAnsi="Arial Narrow"/>
           <w:color w:val="000000"/>
         </w:rPr>
-        <w:t xml:space="preserve"> del citado cuerpo </w:t>
+        <w:t xml:space="preserve"/>
       </w:r>
       <w:bookmarkStart w:id="2" w:name="_Hlk214964186"/>
       <w:r>
@@ -3229,7 +3229,7 @@
           <w:rFonts w:ascii="Arial Narrow" w:hAnsi="Arial Narrow"/>
           <w:color w:val="000000"/>
         </w:rPr>
-        <w:t>normativo</w:t>
+        <w:t/>
       </w:r>
       <w:r>
         <w:rPr>
@@ -3242,7 +3242,7 @@
         <w:rPr>
           <w:rFonts w:ascii="Arial Narrow" w:hAnsi="Arial Narrow" w:cs="Arial"/>
         </w:rPr>
-        <w:t>.</w:t>
+        <w:t/>
       </w:r>
     </w:p>
     <w:p>

--- a/plantillas_maestras/03_seguro_desgravamen/negativa_cobertura/1_ddo_banco_o_financiera/mujer/TPL_1673_2025_SEGURO_DESGRAVAMEN_NEGATIVA_COBERTURA_BANCO_MUJER_R445.docx
+++ b/plantillas_maestras/03_seguro_desgravamen/negativa_cobertura/1_ddo_banco_o_financiera/mujer/TPL_1673_2025_SEGURO_DESGRAVAMEN_NEGATIVA_COBERTURA_BANCO_MUJER_R445.docx
@@ -2228,7 +2228,7 @@
                 <w:sz w:val="20"/>
                 <w:szCs w:val="20"/>
               </w:rPr>
-              <w:t xml:space="preserve">Falta de gestión oportuna de la activación de cobertura del seguro vinculado a crédito otorgado por el Banco de Crédito al señor [APELLIDO]. </w:t>
+              <w:t xml:space="preserve">Falta de gestión oportuna de la activación de cobertura del seguro vinculado a crédito otorgado por el Banco de Crédito al señor [APELLIDO] . </w:t>
             </w:r>
             <w:r>
               <w:rPr>
@@ -2275,7 +2275,7 @@
                 <w:sz w:val="20"/>
                 <w:szCs w:val="20"/>
               </w:rPr>
-              <w:t xml:space="preserve">Falta de gestión oportuna de la activación de cobertura del seguro emitido por Pacífico vinculado a crédito otorgado por el Banco Falabella al señor [APELLIDO]. </w:t>
+              <w:t xml:space="preserve">Falta de gestión oportuna de la activación de cobertura del seguro emitido por Pacífico vinculado a crédito otorgado por el Banco Falabella al señor [APELLIDO] . </w:t>
             </w:r>
             <w:r>
               <w:rPr>
@@ -2387,7 +2387,7 @@
                 <w:sz w:val="20"/>
                 <w:szCs w:val="20"/>
               </w:rPr>
-              <w:t xml:space="preserve">Cobros indebidos a la denunciante por el crédito bancario adquirido por su fallecido hijo, el señor [APELLIDO]; no habría cumplido con gestionar oportunamente la activación de cobertura del seguro adquirido por el señor [APELLIDO]; no habría cumplido entregar a la denunciante los estados de cuenta del crédito y la copia de la póliza del seguro vinculado al crédito bancario adquirido por el señor [APELLIDO]. </w:t>
+              <w:t xml:space="preserve">Cobros indebidos a la denunciante por el crédito bancario adquirido por su fallecido hijo, el señor [APELLIDO] ; no habría cumplido con gestionar oportunamente la activación de cobertura del seguro adquirido por el señor [APELLIDO] ; no habría cumplido entregar a la denunciante los estados de cuenta del crédito y la copia de la póliza del seguro vinculado al crédito bancario adquirido por el señor [APELLIDO] . </w:t>
             </w:r>
             <w:r>
               <w:rPr>
@@ -2482,7 +2482,7 @@
                 <w:sz w:val="20"/>
                 <w:szCs w:val="20"/>
               </w:rPr>
-              <w:t xml:space="preserve">Cobros indebidos a la denunciante por el crédito bancario adquirido por su fallecido hijo, el señor [APELLIDO]; no habría cumplido con gestionar oportunamente la activación de cobertura del seguro adquirido por el señor [APELLIDO]; no habría cumplido entregar a la denunciante los estados de cuenta del crédito y la copia de la póliza del seguro vinculado al crédito bancario adquirido por el señor [APELLIDO].</w:t>
+              <w:t xml:space="preserve">Cobros indebidos a la denunciante por el crédito bancario adquirido por su fallecido hijo, el señor [APELLIDO] ; no habría cumplido con gestionar oportunamente la activación de cobertura del seguro adquirido por el señor [APELLIDO] ; no habría cumplido entregar a la denunciante los estados de cuenta del crédito y la copia de la póliza del seguro vinculado al crédito bancario adquirido por el señor [APELLIDO] .</w:t>
             </w:r>
           </w:p>
         </w:tc>
@@ -2851,7 +2851,7 @@
           <w:b/>
           <w:bCs/>
         </w:rPr>
-        <w:t xml:space="preserve">SEGUNDO: informar a que la denuncia interpuesta por la señora [DENUNCIANTE] contra el Banco de Crédito del Perú S.A. será tramitada en un procedimiento administrativo distinto al recaído en el presente expediente, de conformidad con el Decreto Supremo 006-2026-JUS, que aprueba el Texto Único Ordenado de la Ley 27444, Ley del Procedimiento Administrativo General; así como en el Decreto Supremo 085-2010/PCM, Texto Único de Procedimientos Administrativos del Indecopi; y, en la Directiva 001-2021-COD-INDECOPI, Directiva Única que Regula los Procedimientos de Protección al Consumidor Previstos en el Código de Protección y Defensa del Consumidor.  </w:t>
+        <w:t xml:space="preserve">SEGUNDO: informar a que la denuncia interpuesta por la señora [DENUNCIANTE] contra el Banco de Crédito del Perú S.A. será tramitada en un procedimiento administrativo distinto al recaído en el presente expediente, de conformidad con el Decreto Supremo 006-2026-JUS, que aprueba el Texto Único Ordenado de la Ley 27444, Ley del Procedimiento Administrativo General; así como en el Decreto Supremo 085-2010/PCM, Texto Único de Procedimientos Administrativos del Indecopi; y, en la Directiva 001-2021-COD-INDECOPI, Directiva Única que Regula los Procedimientos de Protección al Consumidor Previstos en el Código de Protección y Defensa del Consumidor. </w:t>
       </w:r>
       <w:r>
         <w:rPr>

--- a/plantillas_maestras/03_seguro_desgravamen/negativa_cobertura/1_ddo_banco_o_financiera/mujer/TPL_1673_2025_SEGURO_DESGRAVAMEN_NEGATIVA_COBERTURA_BANCO_MUJER_R445.docx
+++ b/plantillas_maestras/03_seguro_desgravamen/negativa_cobertura/1_ddo_banco_o_financiera/mujer/TPL_1673_2025_SEGURO_DESGRAVAMEN_NEGATIVA_COBERTURA_BANCO_MUJER_R445.docx
@@ -796,6 +796,7 @@
         <w:rPr>
           <w:rStyle w:val="Refdenotaalpie"/>
           <w:rFonts w:ascii="Arial Narrow" w:hAnsi="Arial Narrow"/>
+          <w:vertAlign w:val="superscript"/>
         </w:rPr>
         <w:footnoteReference w:id="2"/>
       </w:r>
@@ -1387,6 +1388,7 @@
       </w:r>
       <w:r>
         <w:rPr>
+          <w:rStyle w:val="Refdenotaalpie"/>
           <w:rFonts w:ascii="Arial Narrow" w:hAnsi="Arial Narrow" w:cs="Arial"/>
           <w:vertAlign w:val="superscript"/>
         </w:rPr>
@@ -1400,6 +1402,7 @@
       </w:r>
       <w:r>
         <w:rPr>
+          <w:rStyle w:val="Refdenotaalpie"/>
           <w:rFonts w:ascii="Arial Narrow" w:hAnsi="Arial Narrow" w:cs="Arial"/>
           <w:vertAlign w:val="superscript"/>
         </w:rPr>
@@ -1445,6 +1448,7 @@
       </w:r>
       <w:r>
         <w:rPr>
+          <w:rStyle w:val="Refdenotaalpie"/>
           <w:rFonts w:ascii="Arial Narrow" w:hAnsi="Arial Narrow" w:cs="Arial"/>
           <w:vertAlign w:val="superscript"/>
         </w:rPr>
@@ -1490,6 +1494,7 @@
       </w:r>
       <w:r>
         <w:rPr>
+          <w:rStyle w:val="Refdenotaalpie"/>
           <w:rFonts w:ascii="Arial Narrow" w:hAnsi="Arial Narrow" w:cs="Arial"/>
           <w:vertAlign w:val="superscript"/>
         </w:rPr>
@@ -2009,7 +2014,6 @@
                 <w:bCs/>
                 <w:sz w:val="20"/>
                 <w:szCs w:val="20"/>
-                <w:highlight w:val="lightGray"/>
               </w:rPr>
             </w:pPr>
             <w:r>
@@ -2019,7 +2023,6 @@
                 <w:bCs/>
                 <w:sz w:val="20"/>
                 <w:szCs w:val="20"/>
-                <w:highlight w:val="lightGray"/>
               </w:rPr>
               <w:t>Denunciante</w:t>
             </w:r>
@@ -2103,7 +2106,6 @@
                 <w:bCs/>
                 <w:sz w:val="20"/>
                 <w:szCs w:val="20"/>
-                <w:highlight w:val="lightGray"/>
               </w:rPr>
             </w:pPr>
             <w:r>
@@ -2113,7 +2115,6 @@
                 <w:bCs/>
                 <w:sz w:val="20"/>
                 <w:szCs w:val="20"/>
-                <w:highlight w:val="lightGray"/>
               </w:rPr>
               <w:t>Proveedor denunciado</w:t>
             </w:r>
@@ -2193,7 +2194,6 @@
                 <w:bCs/>
                 <w:sz w:val="20"/>
                 <w:szCs w:val="20"/>
-                <w:highlight w:val="lightGray"/>
               </w:rPr>
             </w:pPr>
             <w:r>
@@ -2203,7 +2203,6 @@
                 <w:bCs/>
                 <w:sz w:val="20"/>
                 <w:szCs w:val="20"/>
-                <w:highlight w:val="lightGray"/>
               </w:rPr>
               <w:t>Producto/ servicio objeto de denuncia</w:t>
             </w:r>
@@ -3233,6 +3232,7 @@
       </w:r>
       <w:r>
         <w:rPr>
+          <w:rStyle w:val="Refdenotaalpie"/>
           <w:rFonts w:ascii="Arial Narrow" w:hAnsi="Arial Narrow"/>
           <w:vertAlign w:val="superscript"/>
         </w:rPr>
@@ -3435,7 +3435,7 @@
       <w:headerReference w:type="default" r:id="rId12"/>
       <w:footerReference w:type="default" r:id="rId13"/>
       <w:pgSz w:w="11906" w:h="16838"/>
-      <w:pgMar w:top="2124" w:right="1701" w:bottom="1417" w:left="1701" w:header="708" w:footer="708" w:gutter="0"/>
+      <w:pgMar w:top="1417" w:right="1701" w:bottom="1417" w:left="1701" w:header="708" w:footer="708" w:gutter="0"/>
       <w:cols w:space="708"/>
       <w:docGrid w:linePitch="360"/>
     </w:sectPr>
@@ -3599,8 +3599,9 @@
         <w:rPr>
           <w:rStyle w:val="Refdenotaalpie"/>
           <w:rFonts w:ascii="Arial Narrow" w:hAnsi="Arial Narrow" w:cs="Arial"/>
-          <w:sz w:val="14"/>
+          <w:sz w:val="16"/>
           <w:szCs w:val="14"/>
+          <w:vertAlign w:val="superscript"/>
         </w:rPr>
         <w:footnoteRef/>
       </w:r>
@@ -3666,8 +3667,9 @@
       </w:pPr>
       <w:r>
         <w:rPr>
-          <w:rFonts w:ascii="Arial Narrow" w:hAnsi="Arial Narrow"/>
-          <w:sz w:val="14"/>
+          <w:rStyle w:val="Refdenotaalpie"/>
+          <w:rFonts w:ascii="Arial Narrow" w:hAnsi="Arial Narrow"/>
+          <w:sz w:val="16"/>
           <w:szCs w:val="14"/>
           <w:vertAlign w:val="superscript"/>
         </w:rPr>
@@ -3793,8 +3795,9 @@
       </w:pPr>
       <w:r>
         <w:rPr>
-          <w:rFonts w:ascii="Arial Narrow" w:hAnsi="Arial Narrow" w:cs="Arial"/>
-          <w:sz w:val="14"/>
+          <w:rStyle w:val="Refdenotaalpie"/>
+          <w:rFonts w:ascii="Arial Narrow" w:hAnsi="Arial Narrow" w:cs="Arial"/>
+          <w:sz w:val="16"/>
           <w:szCs w:val="14"/>
           <w:vertAlign w:val="superscript"/>
         </w:rPr>
@@ -3925,8 +3928,9 @@
       </w:pPr>
       <w:r>
         <w:rPr>
-          <w:rFonts w:ascii="Arial Narrow" w:hAnsi="Arial Narrow" w:cs="Arial"/>
-          <w:sz w:val="14"/>
+          <w:rStyle w:val="Refdenotaalpie"/>
+          <w:rFonts w:ascii="Arial Narrow" w:hAnsi="Arial Narrow" w:cs="Arial"/>
+          <w:sz w:val="16"/>
           <w:szCs w:val="14"/>
           <w:vertAlign w:val="superscript"/>
         </w:rPr>
@@ -4037,8 +4041,9 @@
       </w:pPr>
       <w:r>
         <w:rPr>
-          <w:rFonts w:ascii="Arial Narrow" w:hAnsi="Arial Narrow"/>
-          <w:sz w:val="14"/>
+          <w:rStyle w:val="Refdenotaalpie"/>
+          <w:rFonts w:ascii="Arial Narrow" w:hAnsi="Arial Narrow"/>
+          <w:sz w:val="16"/>
           <w:szCs w:val="14"/>
           <w:vertAlign w:val="superscript"/>
         </w:rPr>
@@ -4174,8 +4179,9 @@
         <w:rPr>
           <w:rStyle w:val="Refdenotaalpie"/>
           <w:rFonts w:ascii="Arial Narrow" w:hAnsi="Arial Narrow" w:cs="Arial"/>
-          <w:sz w:val="14"/>
+          <w:sz w:val="16"/>
           <w:szCs w:val="14"/>
+          <w:vertAlign w:val="superscript"/>
         </w:rPr>
         <w:footnoteRef/>
       </w:r>
@@ -9829,6 +9835,17 @@
       <w14:ligatures w14:val="standardContextual"/>
     </w:rPr>
   </w:style>
+  <w:style w:type="character" w:styleId="FootnoteReference">
+    <w:name w:val="footnote reference"/>
+    <w:basedOn w:val="Fuentedeprrafopredeter"/>
+    <w:uiPriority w:val="99"/>
+    <w:semiHidden/>
+    <w:unhideWhenUsed/>
+    <w:rPr>
+      <w:rFonts w:ascii="Arial Narrow" w:hAnsi="Arial Narrow"/>
+      <w:vertAlign w:val="superscript"/>
+    </w:rPr>
+  </w:style>
 </w:styles>
 </file>
 
